--- a/syllabus.docx
+++ b/syllabus.docx
@@ -34,7 +34,7 @@
         <w:t xml:space="preserve">F2025</w:t>
       </w:r>
     </w:p>
-    <w:bookmarkStart w:id="23" w:name="quick-links"/>
+    <w:bookmarkStart w:id="12" w:name="quick-links"/>
     <w:p>
       <w:pPr>
         <w:pStyle w:val="Heading3"/>
@@ -64,7 +64,7 @@
       <w:r>
         <w:t xml:space="preserve"> </w:t>
       </w:r>
-      <w:hyperlink r:id="rId20">
+      <w:hyperlink r:id="rId9">
         <w:r>
           <w:rPr>
             <w:rStyle w:val="Hyperlink"/>
@@ -94,7 +94,7 @@
       <w:r>
         <w:t xml:space="preserve"> </w:t>
       </w:r>
-      <w:hyperlink r:id="rId21">
+      <w:hyperlink r:id="rId10">
         <w:r>
           <w:rPr>
             <w:rStyle w:val="Hyperlink"/>
@@ -124,7 +124,7 @@
       <w:r>
         <w:t xml:space="preserve"> </w:t>
       </w:r>
-      <w:hyperlink r:id="rId22">
+      <w:hyperlink r:id="rId11">
         <w:r>
           <w:rPr>
             <w:rStyle w:val="Hyperlink"/>
@@ -133,8 +133,8 @@
         </w:r>
       </w:hyperlink>
     </w:p>
-    <w:bookmarkEnd w:id="23"/>
-    <w:bookmarkStart w:id="32" w:name="course-information"/>
+    <w:bookmarkEnd w:id="12"/>
+    <w:bookmarkStart w:id="21" w:name="course-information"/>
     <w:p>
       <w:pPr>
         <w:pStyle w:val="Heading1"/>
@@ -143,7 +143,7 @@
         <w:t xml:space="preserve">Course Information</w:t>
       </w:r>
     </w:p>
-    <w:bookmarkStart w:id="24" w:name="class"/>
+    <w:bookmarkStart w:id="13" w:name="class"/>
     <w:p>
       <w:pPr>
         <w:pStyle w:val="Heading2"/>
@@ -180,8 +180,8 @@
         <w:t xml:space="preserve"> </w:t>
       </w:r>
     </w:p>
-    <w:bookmarkEnd w:id="24"/>
-    <w:bookmarkStart w:id="28" w:name="instructor"/>
+    <w:bookmarkEnd w:id="13"/>
+    <w:bookmarkStart w:id="17" w:name="instructor"/>
     <w:p>
       <w:pPr>
         <w:pStyle w:val="Heading2"/>
@@ -235,7 +235,7 @@
         <w:rPr>
           <w:rStyle w:val="FootnoteReference"/>
         </w:rPr>
-        <w:footnoteReference w:id="25"/>
+        <w:footnoteReference w:id="14"/>
       </w:r>
     </w:p>
     <w:p>
@@ -252,7 +252,7 @@
       <w:r>
         <w:t xml:space="preserve">: Friday, 1-3 (</w:t>
       </w:r>
-      <w:hyperlink r:id="rId26">
+      <w:hyperlink r:id="rId15">
         <w:r>
           <w:rPr>
             <w:rStyle w:val="Hyperlink"/>
@@ -296,7 +296,7 @@
       <w:r>
         <w:t xml:space="preserve"> </w:t>
       </w:r>
-      <w:hyperlink r:id="rId27">
+      <w:hyperlink r:id="rId16">
         <w:r>
           <w:rPr>
             <w:rStyle w:val="Hyperlink"/>
@@ -305,8 +305,8 @@
         </w:r>
       </w:hyperlink>
     </w:p>
-    <w:bookmarkEnd w:id="28"/>
-    <w:bookmarkStart w:id="29" w:name="description"/>
+    <w:bookmarkEnd w:id="17"/>
+    <w:bookmarkStart w:id="18" w:name="description"/>
     <w:p>
       <w:pPr>
         <w:pStyle w:val="Heading2"/>
@@ -323,8 +323,8 @@
         <w:t xml:space="preserve">Public policy and administration decisions are often difficult and risky because decisions must be made with incomplete and imperfect information. The primary purpose of this course is to introduce the basics of modeling and analyzing problems that involve decision-making under uncertainty. A high priority will be placed on learning how to choose the appropriate statistics to examine a particular problem, and how to avoid being misled by statistics presented by others that do not appropriately reflect available information.</w:t>
       </w:r>
     </w:p>
-    <w:bookmarkEnd w:id="29"/>
-    <w:bookmarkStart w:id="30" w:name="objectives"/>
+    <w:bookmarkEnd w:id="18"/>
+    <w:bookmarkStart w:id="19" w:name="objectives"/>
     <w:p>
       <w:pPr>
         <w:pStyle w:val="Heading2"/>
@@ -341,8 +341,8 @@
         <w:t xml:space="preserve">Students will learn how to use quantitative data and statistical tools to understand problems, how to become smart consumers of statistical reports and quantitative information, and how to communicate statistical findings to a variety of audiences.</w:t>
       </w:r>
     </w:p>
-    <w:bookmarkEnd w:id="30"/>
-    <w:bookmarkStart w:id="31" w:name="prerequisites"/>
+    <w:bookmarkEnd w:id="19"/>
+    <w:bookmarkStart w:id="20" w:name="prerequisites"/>
     <w:p>
       <w:pPr>
         <w:pStyle w:val="Heading2"/>
@@ -359,9 +359,9 @@
         <w:t xml:space="preserve">A thorough understanding of high school algebra and geometry.</w:t>
       </w:r>
     </w:p>
-    <w:bookmarkEnd w:id="31"/>
-    <w:bookmarkEnd w:id="32"/>
-    <w:bookmarkStart w:id="45" w:name="materials"/>
+    <w:bookmarkEnd w:id="20"/>
+    <w:bookmarkEnd w:id="21"/>
+    <w:bookmarkStart w:id="37" w:name="materials"/>
     <w:p>
       <w:pPr>
         <w:pStyle w:val="Heading1"/>
@@ -370,7 +370,7 @@
         <w:t xml:space="preserve">Materials</w:t>
       </w:r>
     </w:p>
-    <w:bookmarkStart w:id="37" w:name="books"/>
+    <w:bookmarkStart w:id="29" w:name="books"/>
     <w:p>
       <w:pPr>
         <w:pStyle w:val="Heading2"/>
@@ -418,7 +418,7 @@
       <w:r>
         <w:t xml:space="preserve"> </w:t>
       </w:r>
-      <w:hyperlink r:id="rId33">
+      <w:hyperlink r:id="rId22">
         <w:r>
           <w:rPr>
             <w:rStyle w:val="Hyperlink"/>
@@ -431,16 +431,6 @@
       <w:r>
         <w:t xml:space="preserve">. W.H. Freeman and Company.</w:t>
       </w:r>
-      <w:r>
-        <w:t xml:space="preserve"> </w:t>
-      </w:r>
-      <w:r>
-        <w:rPr>
-          <w:i/>
-          <w:iCs/>
-        </w:rPr>
-        <w:t xml:space="preserve">Any edition 6th or newer is sufficient.</w:t>
-      </w:r>
     </w:p>
     <w:p>
       <w:pPr>
@@ -463,7 +453,7 @@
       <w:r>
         <w:t xml:space="preserve"> </w:t>
       </w:r>
-      <w:hyperlink r:id="rId34">
+      <w:hyperlink r:id="rId23">
         <w:r>
           <w:rPr>
             <w:rStyle w:val="Hyperlink"/>
@@ -476,16 +466,6 @@
       <w:r>
         <w:t xml:space="preserve">. Cengage.</w:t>
       </w:r>
-      <w:r>
-        <w:t xml:space="preserve"> </w:t>
-      </w:r>
-      <w:r>
-        <w:rPr>
-          <w:i/>
-          <w:iCs/>
-        </w:rPr>
-        <w:t xml:space="preserve">Any recent edition is fine</w:t>
-      </w:r>
     </w:p>
     <w:p>
       <w:pPr>
@@ -508,7 +488,7 @@
       <w:r>
         <w:t xml:space="preserve"> </w:t>
       </w:r>
-      <w:hyperlink r:id="rId35">
+      <w:hyperlink r:id="rId24">
         <w:r>
           <w:rPr>
             <w:rStyle w:val="Hyperlink"/>
@@ -531,385 +511,6 @@
         </w:r>
       </w:hyperlink>
     </w:p>
-    <w:p>
-      <w:pPr>
-        <w:pStyle w:val="FirstParagraph"/>
-      </w:pPr>
-      <w:r>
-        <w:t xml:space="preserve">You may find one of these books suits you better than the other.</w:t>
-      </w:r>
-      <w:r>
-        <w:t xml:space="preserve"> </w:t>
-      </w:r>
-      <w:r>
-        <w:rPr>
-          <w:i/>
-          <w:iCs/>
-        </w:rPr>
-        <w:t xml:space="preserve">(I recommend trying each!)</w:t>
-      </w:r>
-      <w:r>
-        <w:t xml:space="preserve"> </w:t>
-      </w:r>
-      <w:r>
-        <w:t xml:space="preserve">Each book has a slightly different focus. Favero is more focused on a math-light presentation, preferring conceptual explanations, but is light in detail (especially in probability). Moore et al. is a more traditional statistics book (although still applied). Meier et al. is very clearly targeted at Public Administration, but the content itself jumps around a bit relative to the order our presentation of material. If you have strong opinions about any book at the end of the semester, let me know!</w:t>
-      </w:r>
-    </w:p>
-    <w:p>
-      <w:pPr>
-        <w:pStyle w:val="BodyText"/>
-      </w:pPr>
-      <w:r>
-        <w:rPr>
-          <w:b/>
-          <w:bCs/>
-        </w:rPr>
-        <w:t xml:space="preserve">Recommended:</w:t>
-      </w:r>
-      <w:r>
-        <w:t xml:space="preserve"> </w:t>
-      </w:r>
-      <w:r>
-        <w:t xml:space="preserve">A resource to assist you with Stata usage and coding.</w:t>
-      </w:r>
-    </w:p>
-    <w:p>
-      <w:pPr>
-        <w:pStyle w:val="Compact"/>
-        <w:numPr>
-          <w:ilvl w:val="0"/>
-          <w:numId w:val="1003"/>
-        </w:numPr>
-      </w:pPr>
-      <w:r>
-        <w:rPr>
-          <w:i/>
-          <w:iCs/>
-        </w:rPr>
-        <w:t xml:space="preserve">Traditional</w:t>
-      </w:r>
-      <w:r>
-        <w:t xml:space="preserve">: Acock, Alan.</w:t>
-      </w:r>
-      <w:r>
-        <w:t xml:space="preserve"> </w:t>
-      </w:r>
-      <w:r>
-        <w:rPr>
-          <w:i/>
-          <w:iCs/>
-        </w:rPr>
-        <w:t xml:space="preserve">Stata: A Gentle Introduction</w:t>
-      </w:r>
-      <w:r>
-        <w:t xml:space="preserve">. Stata Press. Any edition 4th or newer is sufficient.</w:t>
-      </w:r>
-    </w:p>
-    <w:p>
-      <w:pPr>
-        <w:pStyle w:val="Compact"/>
-        <w:numPr>
-          <w:ilvl w:val="0"/>
-          <w:numId w:val="1003"/>
-        </w:numPr>
-      </w:pPr>
-      <w:r>
-        <w:rPr>
-          <w:i/>
-          <w:iCs/>
-        </w:rPr>
-        <w:t xml:space="preserve">Web Resources</w:t>
-      </w:r>
-      <w:r>
-        <w:t xml:space="preserve">: UCLA Statistical Methods and Data Analytics Stata Learning Modules:</w:t>
-      </w:r>
-      <w:r>
-        <w:t xml:space="preserve"> </w:t>
-      </w:r>
-      <w:hyperlink r:id="rId36">
-        <w:r>
-          <w:rPr>
-            <w:rStyle w:val="Hyperlink"/>
-          </w:rPr>
-          <w:t xml:space="preserve">https://stats.oarc.ucla.edu/stata/modules/</w:t>
-        </w:r>
-      </w:hyperlink>
-    </w:p>
-    <w:bookmarkEnd w:id="37"/>
-    <w:bookmarkStart w:id="41" w:name="software"/>
-    <w:p>
-      <w:pPr>
-        <w:pStyle w:val="Heading2"/>
-      </w:pPr>
-      <w:r>
-        <w:t xml:space="preserve">Software</w:t>
-      </w:r>
-    </w:p>
-    <w:p>
-      <w:pPr>
-        <w:pStyle w:val="FirstParagraph"/>
-      </w:pPr>
-      <w:r>
-        <w:t xml:space="preserve">Stata (any version after 13; the most basic is fine). You can also purchase a student license, which is available for 6- or 12-month intervals, or perpetually. See the Stata website for pricing:</w:t>
-      </w:r>
-      <w:r>
-        <w:t xml:space="preserve"> </w:t>
-      </w:r>
-      <w:hyperlink r:id="rId38">
-        <w:r>
-          <w:rPr>
-            <w:rStyle w:val="Hyperlink"/>
-          </w:rPr>
-          <w:t xml:space="preserve">https://www.stata.com/order/new/edu/profplus/student-pricing/</w:t>
-        </w:r>
-      </w:hyperlink>
-      <w:r>
-        <w:t xml:space="preserve">. If you will be taking PAI 722 in the Spring, I recommend a 12-month license ($94). Otherwise, a 6-month subscription is also available ($48). For those of you who do not wish to purchase your own version, copies are located on the computers in the student clusters in the basement of Eggers. You can also access Stata via Syracuse’s remote desktop:</w:t>
-      </w:r>
-      <w:r>
-        <w:t xml:space="preserve"> </w:t>
-      </w:r>
-      <w:hyperlink r:id="rId39">
-        <w:r>
-          <w:rPr>
-            <w:rStyle w:val="Hyperlink"/>
-          </w:rPr>
-          <w:t xml:space="preserve">http://rds.syr.edu</w:t>
-        </w:r>
-      </w:hyperlink>
-      <w:r>
-        <w:t xml:space="preserve">. Information on how to log in to the remote desktop is available</w:t>
-      </w:r>
-      <w:r>
-        <w:t xml:space="preserve"> </w:t>
-      </w:r>
-      <w:hyperlink r:id="rId40">
-        <w:r>
-          <w:rPr>
-            <w:rStyle w:val="Hyperlink"/>
-            <w:b/>
-            <w:bCs/>
-          </w:rPr>
-          <w:t xml:space="preserve">here</w:t>
-        </w:r>
-      </w:hyperlink>
-      <w:r>
-        <w:t xml:space="preserve">.</w:t>
-      </w:r>
-    </w:p>
-    <w:bookmarkEnd w:id="41"/>
-    <w:bookmarkStart w:id="42" w:name="hardware"/>
-    <w:p>
-      <w:pPr>
-        <w:pStyle w:val="Heading2"/>
-      </w:pPr>
-      <w:r>
-        <w:t xml:space="preserve">Hardware</w:t>
-      </w:r>
-    </w:p>
-    <w:p>
-      <w:pPr>
-        <w:pStyle w:val="FirstParagraph"/>
-      </w:pPr>
-      <w:r>
-        <w:t xml:space="preserve">The department will provide a simple scientific calculator on exams for you to use. Graphing calculators are not allowed in exams.</w:t>
-      </w:r>
-    </w:p>
-    <w:p>
-      <w:pPr>
-        <w:pStyle w:val="BodyText"/>
-      </w:pPr>
-      <w:r>
-        <w:t xml:space="preserve">You will need to use a computer to complete assignments in this class. If you do not have one of your own, you may use one on campus. The student clusters in the basement of Eggers are likely the most convenient.</w:t>
-      </w:r>
-    </w:p>
-    <w:bookmarkEnd w:id="42"/>
-    <w:bookmarkStart w:id="44" w:name="online-class-resources"/>
-    <w:p>
-      <w:pPr>
-        <w:pStyle w:val="Heading2"/>
-      </w:pPr>
-      <w:r>
-        <w:t xml:space="preserve">Online Class Resources</w:t>
-      </w:r>
-    </w:p>
-    <w:p>
-      <w:pPr>
-        <w:pStyle w:val="FirstParagraph"/>
-      </w:pPr>
-      <w:r>
-        <w:t xml:space="preserve">This website hosts the official course syllabus as well as course assignments, problems, and readings. In addition,</w:t>
-      </w:r>
-      <w:r>
-        <w:t xml:space="preserve"> </w:t>
-      </w:r>
-      <w:hyperlink r:id="rId43">
-        <w:r>
-          <w:rPr>
-            <w:rStyle w:val="Hyperlink"/>
-          </w:rPr>
-          <w:t xml:space="preserve">Blackboard</w:t>
-        </w:r>
-      </w:hyperlink>
-      <w:r>
-        <w:t xml:space="preserve"> </w:t>
-      </w:r>
-      <w:r>
-        <w:t xml:space="preserve">is Syracuse University’s course platform. In it, you will find occaisional course announcements, a submission portal for your assignments, and additional materials. In addition, during the semester, solutions to the problem sets and lecture slides will be posted.</w:t>
-      </w:r>
-    </w:p>
-    <w:p>
-      <w:pPr>
-        <w:pStyle w:val="BodyText"/>
-      </w:pPr>
-      <w:r>
-        <w:t xml:space="preserve">Please note, however, that this is primarily an in-person, not online, class, and as such, class is the primary source of course-related announcements and material.</w:t>
-      </w:r>
-    </w:p>
-    <w:bookmarkEnd w:id="44"/>
-    <w:bookmarkEnd w:id="45"/>
-    <w:bookmarkStart w:id="61" w:name="course-requirements"/>
-    <w:p>
-      <w:pPr>
-        <w:pStyle w:val="Heading1"/>
-      </w:pPr>
-      <w:r>
-        <w:t xml:space="preserve">Course Requirements</w:t>
-      </w:r>
-    </w:p>
-    <w:bookmarkStart w:id="46" w:name="overview"/>
-    <w:p>
-      <w:pPr>
-        <w:pStyle w:val="Heading2"/>
-      </w:pPr>
-      <w:r>
-        <w:t xml:space="preserve">Overview</w:t>
-      </w:r>
-    </w:p>
-    <w:p>
-      <w:pPr>
-        <w:pStyle w:val="FirstParagraph"/>
-      </w:pPr>
-      <w:r>
-        <w:t xml:space="preserve">Satisfactory completion of the course requires completion of the following:</w:t>
-      </w:r>
-    </w:p>
-    <w:p>
-      <w:pPr>
-        <w:pStyle w:val="Compact"/>
-        <w:numPr>
-          <w:ilvl w:val="0"/>
-          <w:numId w:val="1004"/>
-        </w:numPr>
-      </w:pPr>
-      <w:r>
-        <w:t xml:space="preserve">Regular course participation and attendance (10%)</w:t>
-      </w:r>
-    </w:p>
-    <w:p>
-      <w:pPr>
-        <w:pStyle w:val="Compact"/>
-        <w:numPr>
-          <w:ilvl w:val="0"/>
-          <w:numId w:val="1004"/>
-        </w:numPr>
-      </w:pPr>
-      <w:r>
-        <w:t xml:space="preserve">Weekly Assignments (20%)</w:t>
-      </w:r>
-    </w:p>
-    <w:p>
-      <w:pPr>
-        <w:pStyle w:val="Compact"/>
-        <w:numPr>
-          <w:ilvl w:val="0"/>
-          <w:numId w:val="1004"/>
-        </w:numPr>
-      </w:pPr>
-      <w:r>
-        <w:t xml:space="preserve">Practicum 1 (15%)</w:t>
-      </w:r>
-    </w:p>
-    <w:p>
-      <w:pPr>
-        <w:pStyle w:val="Compact"/>
-        <w:numPr>
-          <w:ilvl w:val="0"/>
-          <w:numId w:val="1004"/>
-        </w:numPr>
-      </w:pPr>
-      <w:r>
-        <w:t xml:space="preserve">Midterm (20%)</w:t>
-      </w:r>
-    </w:p>
-    <w:p>
-      <w:pPr>
-        <w:pStyle w:val="Compact"/>
-        <w:numPr>
-          <w:ilvl w:val="0"/>
-          <w:numId w:val="1004"/>
-        </w:numPr>
-      </w:pPr>
-      <w:r>
-        <w:t xml:space="preserve">Practicum 2 (15%)</w:t>
-      </w:r>
-    </w:p>
-    <w:p>
-      <w:pPr>
-        <w:pStyle w:val="Compact"/>
-        <w:numPr>
-          <w:ilvl w:val="0"/>
-          <w:numId w:val="1004"/>
-        </w:numPr>
-      </w:pPr>
-      <w:r>
-        <w:t xml:space="preserve">Final (20%)</w:t>
-      </w:r>
-    </w:p>
-    <w:bookmarkEnd w:id="46"/>
-    <w:bookmarkStart w:id="50" w:name="attendance"/>
-    <w:p>
-      <w:pPr>
-        <w:pStyle w:val="Heading2"/>
-      </w:pPr>
-      <w:r>
-        <w:t xml:space="preserve">Attendance</w:t>
-      </w:r>
-    </w:p>
-    <w:p>
-      <w:pPr>
-        <w:pStyle w:val="FirstParagraph"/>
-      </w:pPr>
-      <w:r>
-        <w:t xml:space="preserve">One of the guiding principles of my class is that you are adults, and thus, capable of managing your own time. I have little interest in policing your lives. Attendance is kept for each day of class, but you will lose no points on attendance if you miss a couple days: everyone has things that occasionally come up in life that need to be dealt with, and I fully realize that some of those things are things you — very understandably — may not want to discuss with your professor.</w:t>
-      </w:r>
-      <w:r>
-        <w:t xml:space="preserve"> </w:t>
-      </w:r>
-      <w:r>
-        <w:rPr>
-          <w:i/>
-          <w:iCs/>
-        </w:rPr>
-        <w:t xml:space="preserve">That’s OK!</w:t>
-      </w:r>
-    </w:p>
-    <w:p>
-      <w:pPr>
-        <w:pStyle w:val="BodyText"/>
-      </w:pPr>
-      <w:r>
-        <w:t xml:space="preserve">That said, attendance in class is an important element to doing well in the course. If you miss more than a couple days, it’s advisable to check in. (That way, I also won’t mark your attendance grade off for chronic absenteeism.) The easiest way to do this is just email me with a brief reason when something comes up and you have to miss class (which will also allow me to tell you if you’re missing anything particularly important).</w:t>
-      </w:r>
-    </w:p>
-    <w:p>
-      <w:pPr>
-        <w:pStyle w:val="BodyText"/>
-      </w:pPr>
-      <w:r>
-        <w:t xml:space="preserve">If you must miss class, the way to make up what you’ve missed is straightforward: make sure to look over the posted slides, do the reading for the day, get notes from a friend, and still complete the assignment if you are able (or, if it is a day we are going over the assignment, make sure to look over the assignment solutions). If you do these things and still feel like you’re missing something, please feel free to come into my office hours and we can talk it through.</w:t>
-      </w:r>
-    </w:p>
     <w:tbl>
       <w:tblPr>
         <w:tblStyle w:val="Table"/>
@@ -940,7 +541,7 @@
           </w:tcPr>
           <w:p>
             <w:pPr>
-              <w:pStyle w:val="BodyText"/>
+              <w:pStyle w:val="FirstParagraph"/>
             </w:pPr>
             <w:pPr>
               <w:spacing w:before="0" w:after="0"/>
@@ -951,18 +552,18 @@
                 <wp:inline>
                   <wp:extent cx="152400" cy="152400"/>
                   <wp:effectExtent b="0" l="0" r="0" t="0"/>
-                  <wp:docPr descr="" title="" id="48" name="Picture"/>
+                  <wp:docPr descr="" title="" id="26" name="Picture"/>
                   <a:graphic>
                     <a:graphicData uri="http://schemas.openxmlformats.org/drawingml/2006/picture">
                       <pic:pic>
                         <pic:nvPicPr>
-                          <pic:cNvPr descr="/opt/quarto/share/formats/docx/note.png" id="49" name="Picture"/>
+                          <pic:cNvPr descr="/opt/quarto/share/formats/docx/note.png" id="27" name="Picture"/>
                           <pic:cNvPicPr>
                             <a:picLocks noChangeArrowheads="1" noChangeAspect="1"/>
                           </pic:cNvPicPr>
                         </pic:nvPicPr>
                         <pic:blipFill>
-                          <a:blip r:embed="rId47"/>
+                          <a:blip r:embed="rId25"/>
                           <a:stretch>
                             <a:fillRect/>
                           </a:stretch>
@@ -995,7 +596,7 @@
               <w:t xml:space="preserve"> </w:t>
             </w:r>
             <w:r>
-              <w:t xml:space="preserve">Participation</w:t>
+              <w:t xml:space="preserve">Textbook Editions</w:t>
             </w:r>
           </w:p>
         </w:tc>
@@ -1019,92 +620,392 @@
               <w:spacing w:before="16" w:after="16"/>
             </w:pPr>
             <w:r>
-              <w:t xml:space="preserve">There is no formal grade for</w:t>
-            </w:r>
-            <w:r>
-              <w:t xml:space="preserve"> </w:t>
-            </w:r>
-            <w:r>
-              <w:t xml:space="preserve">“participation”</w:t>
-            </w:r>
-            <w:r>
-              <w:t xml:space="preserve">. However, I reserve the right to dock a couple points here if you do ridiculous/unprofessional things in class (like answering your cell phone, always coming in late and regularly distracting others, spontaneously breaking out into ribald song in the middle of class, etc).</w:t>
+              <w:t xml:space="preserve">Any reasonably recent edition of the textbooks is sufficient; you do not have to buy the most recent version. (Statistics doesn’t change that much!)</w:t>
             </w:r>
           </w:p>
           <w:p/>
         </w:tc>
       </w:tr>
     </w:tbl>
-    <w:bookmarkEnd w:id="50"/>
-    <w:bookmarkStart w:id="57" w:name="weekly-assignments"/>
-    <w:p>
-      <w:pPr>
-        <w:pStyle w:val="Heading2"/>
-      </w:pPr>
-      <w:r>
-        <w:t xml:space="preserve">Weekly Assignments</w:t>
-      </w:r>
-    </w:p>
-    <w:p>
-      <w:pPr>
-        <w:pStyle w:val="FirstParagraph"/>
-      </w:pPr>
-      <w:r>
-        <w:t xml:space="preserve">There is an assignment each week in class,</w:t>
-      </w:r>
-      <w:r>
-        <w:t xml:space="preserve"> </w:t>
-      </w:r>
+    <w:p>
+      <w:pPr>
+        <w:pStyle w:val="BodyText"/>
+      </w:pPr>
+      <w:r>
+        <w:t xml:space="preserve">You may find one of these books suits you better than the other.</w:t>
+      </w:r>
+      <w:r>
+        <w:t xml:space="preserve"> </w:t>
+      </w:r>
+      <w:r>
+        <w:rPr>
+          <w:i/>
+          <w:iCs/>
+        </w:rPr>
+        <w:t xml:space="preserve">(I recommend trying all of them!)</w:t>
+      </w:r>
+    </w:p>
+    <w:p>
+      <w:pPr>
+        <w:pStyle w:val="BodyText"/>
+      </w:pPr>
+      <w:r>
+        <w:t xml:space="preserve">Each book has a slightly different focus. Favero is more focused on a math-light presentation, preferring conceptual explanations, but is light in detail (especially in probability). Moore et al. is a more traditional statistics book (although still applied). Meier et al. is very clearly targeted at Public Administration, but the content itself jumps around a bit relative to the order of our presentation of material. If you have strong opinions about any book at the end of the semester, let me know!</w:t>
+      </w:r>
+    </w:p>
+    <w:p>
+      <w:pPr>
+        <w:pStyle w:val="BodyText"/>
+      </w:pPr>
       <w:r>
         <w:rPr>
           <w:b/>
           <w:bCs/>
         </w:rPr>
-        <w:t xml:space="preserve">due Friday at midnight</w:t>
-      </w:r>
+        <w:t xml:space="preserve">Recommended:</w:t>
+      </w:r>
+      <w:r>
+        <w:t xml:space="preserve"> </w:t>
+      </w:r>
+      <w:r>
+        <w:t xml:space="preserve">A resource to assist you with Stata usage and coding.</w:t>
+      </w:r>
+    </w:p>
+    <w:p>
+      <w:pPr>
+        <w:pStyle w:val="Compact"/>
+        <w:numPr>
+          <w:ilvl w:val="0"/>
+          <w:numId w:val="1003"/>
+        </w:numPr>
+      </w:pPr>
+      <w:r>
+        <w:rPr>
+          <w:i/>
+          <w:iCs/>
+        </w:rPr>
+        <w:t xml:space="preserve">Traditional</w:t>
+      </w:r>
+      <w:r>
+        <w:t xml:space="preserve">: Acock, Alan.</w:t>
+      </w:r>
+      <w:r>
+        <w:t xml:space="preserve"> </w:t>
+      </w:r>
+      <w:r>
+        <w:rPr>
+          <w:i/>
+          <w:iCs/>
+        </w:rPr>
+        <w:t xml:space="preserve">Stata: A Gentle Introduction</w:t>
+      </w:r>
+      <w:r>
+        <w:t xml:space="preserve">. Stata Press. Any edition 4th or newer is sufficient.</w:t>
+      </w:r>
+    </w:p>
+    <w:p>
+      <w:pPr>
+        <w:pStyle w:val="Compact"/>
+        <w:numPr>
+          <w:ilvl w:val="0"/>
+          <w:numId w:val="1003"/>
+        </w:numPr>
+      </w:pPr>
+      <w:r>
+        <w:rPr>
+          <w:i/>
+          <w:iCs/>
+        </w:rPr>
+        <w:t xml:space="preserve">Web Resources</w:t>
+      </w:r>
+      <w:r>
+        <w:t xml:space="preserve">: UCLA Statistical Methods and Data Analytics Stata Learning Modules:</w:t>
+      </w:r>
+      <w:r>
+        <w:t xml:space="preserve"> </w:t>
+      </w:r>
+      <w:hyperlink r:id="rId28">
+        <w:r>
+          <w:rPr>
+            <w:rStyle w:val="Hyperlink"/>
+          </w:rPr>
+          <w:t xml:space="preserve">https://stats.oarc.ucla.edu/stata/modules/</w:t>
+        </w:r>
+      </w:hyperlink>
+    </w:p>
+    <w:bookmarkEnd w:id="29"/>
+    <w:bookmarkStart w:id="33" w:name="software"/>
+    <w:p>
+      <w:pPr>
+        <w:pStyle w:val="Heading2"/>
+      </w:pPr>
+      <w:r>
+        <w:t xml:space="preserve">Software</w:t>
+      </w:r>
+    </w:p>
+    <w:p>
+      <w:pPr>
+        <w:pStyle w:val="FirstParagraph"/>
+      </w:pPr>
+      <w:r>
+        <w:t xml:space="preserve">Stata (any version after 13; the most basic is fine). You can also purchase a student license, which is available for 6- or 12-month intervals, or perpetually. See the Stata website for pricing:</w:t>
+      </w:r>
+      <w:r>
+        <w:t xml:space="preserve"> </w:t>
+      </w:r>
+      <w:hyperlink r:id="rId30">
+        <w:r>
+          <w:rPr>
+            <w:rStyle w:val="Hyperlink"/>
+          </w:rPr>
+          <w:t xml:space="preserve">https://www.stata.com/order/new/edu/profplus/student-pricing/</w:t>
+        </w:r>
+      </w:hyperlink>
+      <w:r>
+        <w:t xml:space="preserve">. If you will be taking PAI 722 in the Spring, I recommend a 12-month license ($94). Otherwise, a 6-month subscription is also available ($48). For those of you who do not wish to purchase your own version, copies are located on the computers in the student clusters in the basement of Eggers. You can also access Stata via Syracuse’s remote desktop:</w:t>
+      </w:r>
+      <w:r>
+        <w:t xml:space="preserve"> </w:t>
+      </w:r>
+      <w:hyperlink r:id="rId31">
+        <w:r>
+          <w:rPr>
+            <w:rStyle w:val="Hyperlink"/>
+          </w:rPr>
+          <w:t xml:space="preserve">http://rds.syr.edu</w:t>
+        </w:r>
+      </w:hyperlink>
+      <w:r>
+        <w:t xml:space="preserve">. Information on how to log in to the remote desktop is available</w:t>
+      </w:r>
+      <w:r>
+        <w:t xml:space="preserve"> </w:t>
+      </w:r>
+      <w:hyperlink r:id="rId32">
+        <w:r>
+          <w:rPr>
+            <w:rStyle w:val="Hyperlink"/>
+            <w:b/>
+            <w:bCs/>
+          </w:rPr>
+          <w:t xml:space="preserve">here</w:t>
+        </w:r>
+      </w:hyperlink>
       <w:r>
         <w:t xml:space="preserve">.</w:t>
       </w:r>
+    </w:p>
+    <w:bookmarkEnd w:id="33"/>
+    <w:bookmarkStart w:id="34" w:name="hardware"/>
+    <w:p>
+      <w:pPr>
+        <w:pStyle w:val="Heading2"/>
+      </w:pPr>
+      <w:r>
+        <w:t xml:space="preserve">Hardware</w:t>
+      </w:r>
+    </w:p>
+    <w:p>
+      <w:pPr>
+        <w:pStyle w:val="FirstParagraph"/>
+      </w:pPr>
+      <w:r>
+        <w:t xml:space="preserve">The department will provide a simple scientific calculator on exams for you to use. Graphing calculators are not allowed in exams.</w:t>
+      </w:r>
+    </w:p>
+    <w:p>
+      <w:pPr>
+        <w:pStyle w:val="BodyText"/>
+      </w:pPr>
+      <w:r>
+        <w:t xml:space="preserve">You will need to use a computer to complete assignments in this class. If you do not have one of your own, you may use one on campus. The student clusters in the basement of Eggers are likely the most convenient.</w:t>
+      </w:r>
+    </w:p>
+    <w:bookmarkEnd w:id="34"/>
+    <w:bookmarkStart w:id="36" w:name="online-class-resources"/>
+    <w:p>
+      <w:pPr>
+        <w:pStyle w:val="Heading2"/>
+      </w:pPr>
+      <w:r>
+        <w:t xml:space="preserve">Online Class Resources</w:t>
+      </w:r>
+    </w:p>
+    <w:p>
+      <w:pPr>
+        <w:pStyle w:val="FirstParagraph"/>
+      </w:pPr>
+      <w:r>
+        <w:t xml:space="preserve">This website hosts the official course syllabus as well as course assignments, problems, and readings. In addition,</w:t>
+      </w:r>
+      <w:r>
+        <w:t xml:space="preserve"> </w:t>
+      </w:r>
+      <w:hyperlink r:id="rId35">
+        <w:r>
+          <w:rPr>
+            <w:rStyle w:val="Hyperlink"/>
+          </w:rPr>
+          <w:t xml:space="preserve">Blackboard</w:t>
+        </w:r>
+      </w:hyperlink>
+      <w:r>
+        <w:t xml:space="preserve"> </w:t>
+      </w:r>
+      <w:r>
+        <w:t xml:space="preserve">is Syracuse University’s course platform. In it, you will find occasional course announcements, a submission portal for your assignments, and additional materials. In addition, during the semester, solutions to the problem sets and lecture slides will be posted.</w:t>
+      </w:r>
+    </w:p>
+    <w:p>
+      <w:pPr>
+        <w:pStyle w:val="BodyText"/>
+      </w:pPr>
+      <w:r>
+        <w:t xml:space="preserve">Please note, however, that this is primarily an in-person, not online, class, and as such, class is the primary source of course-related announcements and material.</w:t>
+      </w:r>
+    </w:p>
+    <w:bookmarkEnd w:id="36"/>
+    <w:bookmarkEnd w:id="37"/>
+    <w:bookmarkStart w:id="52" w:name="course-requirements"/>
+    <w:p>
+      <w:pPr>
+        <w:pStyle w:val="Heading1"/>
+      </w:pPr>
+      <w:r>
+        <w:t xml:space="preserve">Course Requirements</w:t>
+      </w:r>
+    </w:p>
+    <w:bookmarkStart w:id="38" w:name="overview"/>
+    <w:p>
+      <w:pPr>
+        <w:pStyle w:val="Heading2"/>
+      </w:pPr>
+      <w:r>
+        <w:t xml:space="preserve">Overview</w:t>
+      </w:r>
+    </w:p>
+    <w:p>
+      <w:pPr>
+        <w:pStyle w:val="FirstParagraph"/>
+      </w:pPr>
+      <w:r>
+        <w:t xml:space="preserve">Satisfactory completion of the course requires completion of the following:</w:t>
+      </w:r>
+    </w:p>
+    <w:p>
+      <w:pPr>
+        <w:pStyle w:val="Compact"/>
+        <w:numPr>
+          <w:ilvl w:val="0"/>
+          <w:numId w:val="1004"/>
+        </w:numPr>
+      </w:pPr>
+      <w:r>
+        <w:t xml:space="preserve">Regular course participation and attendance (10%)</w:t>
+      </w:r>
+    </w:p>
+    <w:p>
+      <w:pPr>
+        <w:pStyle w:val="Compact"/>
+        <w:numPr>
+          <w:ilvl w:val="0"/>
+          <w:numId w:val="1004"/>
+        </w:numPr>
+      </w:pPr>
+      <w:r>
+        <w:t xml:space="preserve">Weekly Assignments (20%)</w:t>
+      </w:r>
+    </w:p>
+    <w:p>
+      <w:pPr>
+        <w:pStyle w:val="Compact"/>
+        <w:numPr>
+          <w:ilvl w:val="0"/>
+          <w:numId w:val="1004"/>
+        </w:numPr>
+      </w:pPr>
+      <w:r>
+        <w:t xml:space="preserve">Practicum 1 (15%)</w:t>
+      </w:r>
+    </w:p>
+    <w:p>
+      <w:pPr>
+        <w:pStyle w:val="Compact"/>
+        <w:numPr>
+          <w:ilvl w:val="0"/>
+          <w:numId w:val="1004"/>
+        </w:numPr>
+      </w:pPr>
+      <w:r>
+        <w:t xml:space="preserve">Midterm (20%)</w:t>
+      </w:r>
+    </w:p>
+    <w:p>
+      <w:pPr>
+        <w:pStyle w:val="Compact"/>
+        <w:numPr>
+          <w:ilvl w:val="0"/>
+          <w:numId w:val="1004"/>
+        </w:numPr>
+      </w:pPr>
+      <w:r>
+        <w:t xml:space="preserve">Practicum 2 (15%)</w:t>
+      </w:r>
+    </w:p>
+    <w:p>
+      <w:pPr>
+        <w:pStyle w:val="Compact"/>
+        <w:numPr>
+          <w:ilvl w:val="0"/>
+          <w:numId w:val="1004"/>
+        </w:numPr>
+      </w:pPr>
+      <w:r>
+        <w:t xml:space="preserve">Final (20%)</w:t>
+      </w:r>
+    </w:p>
+    <w:bookmarkEnd w:id="38"/>
+    <w:bookmarkStart w:id="41" w:name="attendance"/>
+    <w:p>
+      <w:pPr>
+        <w:pStyle w:val="Heading2"/>
+      </w:pPr>
+      <w:r>
+        <w:t xml:space="preserve">Attendance</w:t>
+      </w:r>
+    </w:p>
+    <w:p>
+      <w:pPr>
+        <w:pStyle w:val="FirstParagraph"/>
+      </w:pPr>
+      <w:r>
+        <w:t xml:space="preserve">One of the guiding principles of my class is that you are adults, and thus, capable of managing your own time. I have little interest in policing your lives. Attendance is kept for each day of class, but you will lose no points on attendance if you miss a couple days: everyone has things that occasionally come up in life that need to be dealt with, and I fully realize that some of those things are things you — very understandably — may not want to discuss with your professor.</w:t>
+      </w:r>
+      <w:r>
+        <w:t xml:space="preserve"> </w:t>
+      </w:r>
       <w:r>
         <w:rPr>
-          <w:rStyle w:val="FootnoteReference"/>
+          <w:i/>
+          <w:iCs/>
         </w:rPr>
-        <w:footnoteReference w:id="51"/>
-      </w:r>
-      <w:r>
-        <w:t xml:space="preserve"> </w:t>
-      </w:r>
-      <w:r>
-        <w:t xml:space="preserve">Assignments will vary in nature: some will be one-off problem sets, some may build on problem sets from a prior week. All material needed for an assignment will be covered by the Tuesday before the assignment is due, and the assignment itself will be posted no later than Tuesday of the week in question. There is</w:t>
-      </w:r>
-      <w:r>
-        <w:t xml:space="preserve"> </w:t>
-      </w:r>
-      <w:r>
-        <w:rPr>
-          <w:b/>
-          <w:bCs/>
-        </w:rPr>
-        <w:t xml:space="preserve">no penalty</w:t>
-      </w:r>
-      <w:r>
-        <w:t xml:space="preserve"> </w:t>
-      </w:r>
-      <w:r>
-        <w:t xml:space="preserve">for turning in an assignment up until the Tuesday of the following week. However,</w:t>
-      </w:r>
-      <w:r>
-        <w:t xml:space="preserve"> </w:t>
-      </w:r>
-      <w:r>
-        <w:rPr>
-          <w:b/>
-          <w:bCs/>
-        </w:rPr>
-        <w:t xml:space="preserve">no assignment work is accepted after class Tuesday of the following week</w:t>
-      </w:r>
-      <w:r>
-        <w:t xml:space="preserve">, as we will go over answers for assignments together in class. There will typically be no assignments on weeks when other significant work (practicums, tests) are due, and students may miss up to two assignments without penalty. Students may also work together on assignments, although each student is ultimately responsible for their own work.</w:t>
+        <w:t xml:space="preserve">That’s OK!</w:t>
+      </w:r>
+    </w:p>
+    <w:p>
+      <w:pPr>
+        <w:pStyle w:val="BodyText"/>
+      </w:pPr>
+      <w:r>
+        <w:t xml:space="preserve">That said, attendance in class is an important element to doing well in the course. If you miss more than a couple days, it’s advisable to check in. (That way, I also won’t mark your attendance grade off for chronic absenteeism.) The easiest way to do this is to email me when something comes up and you have to miss class (which will also allow me to tell you if you’re missing anything particularly important).</w:t>
+      </w:r>
+    </w:p>
+    <w:p>
+      <w:pPr>
+        <w:pStyle w:val="BodyText"/>
+      </w:pPr>
+      <w:r>
+        <w:t xml:space="preserve">If you must miss class, the way to make up what you’ve missed is straightforward: make sure to look over the posted slides, do the reading for the day, get notes from a friend, and still complete the assignment if you are able (or, if it is a day we are going over the assignment, make sure to look over the assignment solutions). If you do these things and still feel like you’re missing something, please feel free to come into my office hours and we can talk it through.</w:t>
       </w:r>
     </w:p>
     <w:tbl>
@@ -1148,18 +1049,18 @@
                 <wp:inline>
                   <wp:extent cx="152400" cy="152400"/>
                   <wp:effectExtent b="0" l="0" r="0" t="0"/>
-                  <wp:docPr descr="" title="" id="52" name="Picture"/>
+                  <wp:docPr descr="" title="" id="39" name="Picture"/>
                   <a:graphic>
                     <a:graphicData uri="http://schemas.openxmlformats.org/drawingml/2006/picture">
                       <pic:pic>
                         <pic:nvPicPr>
-                          <pic:cNvPr descr="/opt/quarto/share/formats/docx/note.png" id="53" name="Picture"/>
+                          <pic:cNvPr descr="/opt/quarto/share/formats/docx/note.png" id="40" name="Picture"/>
                           <pic:cNvPicPr>
                             <a:picLocks noChangeArrowheads="1" noChangeAspect="1"/>
                           </pic:cNvPicPr>
                         </pic:nvPicPr>
                         <pic:blipFill>
-                          <a:blip r:embed="rId47"/>
+                          <a:blip r:embed="rId25"/>
                           <a:stretch>
                             <a:fillRect/>
                           </a:stretch>
@@ -1192,7 +1093,7 @@
               <w:t xml:space="preserve"> </w:t>
             </w:r>
             <w:r>
-              <w:t xml:space="preserve">Assignment Evaluation</w:t>
+              <w:t xml:space="preserve">Participation</w:t>
             </w:r>
           </w:p>
         </w:tc>
@@ -1216,19 +1117,92 @@
               <w:spacing w:before="16" w:after="16"/>
             </w:pPr>
             <w:r>
-              <w:t xml:space="preserve">Assignments are evaluated based upon effort and a check completion system. Students who answer every problem will earn a check, with each check worth one point toward their final assignment grade.</w:t>
+              <w:t xml:space="preserve">There is no formal grade for</w:t>
+            </w:r>
+            <w:r>
+              <w:t xml:space="preserve"> </w:t>
+            </w:r>
+            <w:r>
+              <w:t xml:space="preserve">“participation”</w:t>
+            </w:r>
+            <w:r>
+              <w:t xml:space="preserve">. However, I reserve the right to dock a couple points here if you do ridiculous/unprofessional things in class (like answering your cell phone, always coming in late and regularly distracting others, spontaneously breaking out into ribald song in the middle of class, etc).</w:t>
             </w:r>
           </w:p>
           <w:p/>
         </w:tc>
       </w:tr>
     </w:tbl>
-    <w:p>
-      <w:pPr>
-        <w:pStyle w:val="BodyText"/>
-      </w:pPr>
-      <w:r>
-        <w:t xml:space="preserve"> </w:t>
+    <w:bookmarkEnd w:id="41"/>
+    <w:bookmarkStart w:id="48" w:name="weekly-assignments"/>
+    <w:p>
+      <w:pPr>
+        <w:pStyle w:val="Heading2"/>
+      </w:pPr>
+      <w:r>
+        <w:t xml:space="preserve">Weekly Assignments</w:t>
+      </w:r>
+    </w:p>
+    <w:p>
+      <w:pPr>
+        <w:pStyle w:val="FirstParagraph"/>
+      </w:pPr>
+      <w:r>
+        <w:t xml:space="preserve">There is an assignment each week for class,</w:t>
+      </w:r>
+      <w:r>
+        <w:t xml:space="preserve"> </w:t>
+      </w:r>
+      <w:r>
+        <w:rPr>
+          <w:b/>
+          <w:bCs/>
+        </w:rPr>
+        <w:t xml:space="preserve">due Friday at midnight</w:t>
+      </w:r>
+      <w:r>
+        <w:t xml:space="preserve">.</w:t>
+      </w:r>
+      <w:r>
+        <w:rPr>
+          <w:rStyle w:val="FootnoteReference"/>
+        </w:rPr>
+        <w:footnoteReference w:id="42"/>
+      </w:r>
+      <w:r>
+        <w:t xml:space="preserve"> </w:t>
+      </w:r>
+      <w:r>
+        <w:t xml:space="preserve">Assignments will vary in nature: some will be one-off problem sets, some may build on problem sets from a prior week. All material needed for an assignment will be covered by the Tuesday before the assignment is due, and the assignment itself will be posted no later than Tuesday of the week in question. There is</w:t>
+      </w:r>
+      <w:r>
+        <w:t xml:space="preserve"> </w:t>
+      </w:r>
+      <w:r>
+        <w:rPr>
+          <w:b/>
+          <w:bCs/>
+        </w:rPr>
+        <w:t xml:space="preserve">no penalty</w:t>
+      </w:r>
+      <w:r>
+        <w:t xml:space="preserve"> </w:t>
+      </w:r>
+      <w:r>
+        <w:t xml:space="preserve">for turning in an assignment up until the Tuesday of the following week. However,</w:t>
+      </w:r>
+      <w:r>
+        <w:t xml:space="preserve"> </w:t>
+      </w:r>
+      <w:r>
+        <w:rPr>
+          <w:b/>
+          <w:bCs/>
+        </w:rPr>
+        <w:t xml:space="preserve">no assignment work is accepted after class Tuesday of the following week</w:t>
+      </w:r>
+      <w:r>
+        <w:t xml:space="preserve">, as we will go over answers for assignments together in class. There will typically be no assignments on weeks when other significant work (practicums, tests) are due, and students may miss up to two assignments without penalty. Students may also work together on assignments, although each student is ultimately responsible for their own work.</w:t>
       </w:r>
     </w:p>
     <w:tbl>
@@ -1236,10 +1210,10 @@
         <w:tblStyle w:val="Table"/>
         <w:tblLook w:firstRow="0" w:lastRow="0" w:firstColumn="0" w:lastColumn="0" w:noHBand="0" w:noVBand="0" w:val="0000"/>
         <w:tblBorders>
-          <w:top w:val="single" w:sz="4" w:space="0" w:color="EB9113"/>
-          <w:left w:val="single" w:sz="24" w:space="0" w:color="EB9113"/>
-          <w:bottom w:val="single" w:sz="4" w:space="0" w:color="EB9113"/>
-          <w:right w:val="single" w:sz="4" w:space="0" w:color="EB9113"/>
+          <w:top w:val="single" w:sz="4" w:space="0" w:color="0758E5"/>
+          <w:left w:val="single" w:sz="24" w:space="0" w:color="0758E5"/>
+          <w:bottom w:val="single" w:sz="4" w:space="0" w:color="0758E5"/>
+          <w:right w:val="single" w:sz="4" w:space="0" w:color="0758E5"/>
         </w:tblBorders>
         <w:tblCellMar>
           <w:left w:w="144" w:type="dxa"/>
@@ -1253,7 +1227,7 @@
         </w:trPr>
         <w:tc>
           <w:tcPr>
-            <w:shd w:color="auto" w:fill="fcefdc" w:val="clear"/>
+            <w:shd w:color="auto" w:fill="dae6fb" w:val="clear"/>
             <w:tcMar>
               <w:top w:w="92" w:type="dxa"/>
               <w:bottom w:w="92" w:type="dxa"/>
@@ -1272,18 +1246,18 @@
                 <wp:inline>
                   <wp:extent cx="152400" cy="152400"/>
                   <wp:effectExtent b="0" l="0" r="0" t="0"/>
-                  <wp:docPr descr="" title="" id="55" name="Picture"/>
+                  <wp:docPr descr="" title="" id="43" name="Picture"/>
                   <a:graphic>
                     <a:graphicData uri="http://schemas.openxmlformats.org/drawingml/2006/picture">
                       <pic:pic>
                         <pic:nvPicPr>
-                          <pic:cNvPr descr="/opt/quarto/share/formats/docx/warning.png" id="56" name="Picture"/>
+                          <pic:cNvPr descr="/opt/quarto/share/formats/docx/note.png" id="44" name="Picture"/>
                           <pic:cNvPicPr>
                             <a:picLocks noChangeArrowheads="1" noChangeAspect="1"/>
                           </pic:cNvPicPr>
                         </pic:nvPicPr>
                         <pic:blipFill>
-                          <a:blip r:embed="rId54"/>
+                          <a:blip r:embed="rId25"/>
                           <a:stretch>
                             <a:fillRect/>
                           </a:stretch>
@@ -1316,7 +1290,7 @@
               <w:t xml:space="preserve"> </w:t>
             </w:r>
             <w:r>
-              <w:t xml:space="preserve">Computing</w:t>
+              <w:t xml:space="preserve">Assignment Evaluation</w:t>
             </w:r>
           </w:p>
         </w:tc>
@@ -1340,170 +1314,19 @@
               <w:spacing w:before="16" w:after="16"/>
             </w:pPr>
             <w:r>
-              <w:t xml:space="preserve">Most homework assignments will be done on a computer using Stata. Do not simply hand in output from Stata. Instead, paste the relevant results into a word processor adding text to explain these results. You must also hand in reproducible script (.do) files with your analysis. (Don’t worry, we’ll cover what this means.)</w:t>
+              <w:t xml:space="preserve">Assignments are evaluated based upon effort and a check completion system. Students who answer every problem will earn a check, with each check worth one point toward their final assignment grade.</w:t>
             </w:r>
           </w:p>
           <w:p/>
         </w:tc>
       </w:tr>
     </w:tbl>
-    <w:bookmarkEnd w:id="57"/>
-    <w:bookmarkStart w:id="59" w:name="practicums"/>
-    <w:p>
-      <w:pPr>
-        <w:pStyle w:val="Heading2"/>
-      </w:pPr>
-      <w:r>
-        <w:t xml:space="preserve">Practicums</w:t>
-      </w:r>
-    </w:p>
-    <w:p>
-      <w:pPr>
-        <w:pStyle w:val="FirstParagraph"/>
-      </w:pPr>
-      <w:r>
-        <w:t xml:space="preserve">The practicums are, essentially, large assignments that are worth more and graded on a scale.</w:t>
-      </w:r>
-      <w:r>
-        <w:rPr>
-          <w:rStyle w:val="FootnoteReference"/>
-        </w:rPr>
-        <w:footnoteReference w:id="58"/>
-      </w:r>
-      <w:r>
-        <w:t xml:space="preserve"> </w:t>
-      </w:r>
-      <w:r>
-        <w:t xml:space="preserve">They are untimed, take-home, cumulative, and will be completed on your own time (and computer). Unlike the weekly assignments, you are also not allowed to work together on them. Their timing corresponds (roughly) with the midterm and final - you may wish to think of them as the</w:t>
-      </w:r>
-      <w:r>
-        <w:t xml:space="preserve"> </w:t>
-      </w:r>
-      <w:r>
-        <w:t xml:space="preserve">“take-home”</w:t>
-      </w:r>
-      <w:r>
-        <w:t xml:space="preserve"> </w:t>
-      </w:r>
-      <w:r>
-        <w:t xml:space="preserve">midterm and</w:t>
-      </w:r>
-      <w:r>
-        <w:t xml:space="preserve"> </w:t>
-      </w:r>
-      <w:r>
-        <w:t xml:space="preserve">“take-home”</w:t>
-      </w:r>
-      <w:r>
-        <w:t xml:space="preserve"> </w:t>
-      </w:r>
-      <w:r>
-        <w:t xml:space="preserve">final, if you prefer.</w:t>
-      </w:r>
-    </w:p>
-    <w:bookmarkEnd w:id="59"/>
-    <w:bookmarkStart w:id="60" w:name="midterm-and-final"/>
-    <w:p>
-      <w:pPr>
-        <w:pStyle w:val="Heading2"/>
-      </w:pPr>
-      <w:r>
-        <w:t xml:space="preserve">Midterm and Final</w:t>
-      </w:r>
-    </w:p>
-    <w:p>
-      <w:pPr>
-        <w:pStyle w:val="FirstParagraph"/>
-      </w:pPr>
-      <w:r>
-        <w:t xml:space="preserve">The midterm and final are traditional timed exams given in class on pen and paper. No computer will be available to you, although you will have access to a calculator. Both exams are cumulative across the course.</w:t>
-      </w:r>
-    </w:p>
-    <w:bookmarkEnd w:id="60"/>
-    <w:bookmarkEnd w:id="61"/>
-    <w:bookmarkStart w:id="69" w:name="course-expectations-guidelines"/>
-    <w:p>
-      <w:pPr>
-        <w:pStyle w:val="Heading1"/>
-      </w:pPr>
-      <w:r>
-        <w:t xml:space="preserve">Course Expectations &amp; Guidelines</w:t>
-      </w:r>
-    </w:p>
-    <w:bookmarkStart w:id="62" w:name="etiquette-decorum"/>
-    <w:p>
-      <w:pPr>
-        <w:pStyle w:val="Heading2"/>
-      </w:pPr>
-      <w:r>
-        <w:t xml:space="preserve">Etiquette &amp; Decorum</w:t>
-      </w:r>
-    </w:p>
-    <w:p>
-      <w:pPr>
-        <w:pStyle w:val="FirstParagraph"/>
-      </w:pPr>
-      <w:r>
-        <w:t xml:space="preserve">This is a graduate course: I take it for granted that you have a basic interest in the material, an enthusiastic attitude toward participation, and a respectful attitude to everyone in the room. A university classroom is fundamentally a learning community: be courteous to fellow students and the professor, don’t let yourself be distracted by your cell phone in class, and don’t let what is on your computer screen distract fellow students in the class, either.</w:t>
-      </w:r>
-    </w:p>
-    <w:bookmarkEnd w:id="62"/>
-    <w:bookmarkStart w:id="64" w:name="office-consultation-hours-appointments"/>
-    <w:p>
-      <w:pPr>
-        <w:pStyle w:val="Heading2"/>
-      </w:pPr>
-      <w:r>
-        <w:t xml:space="preserve">Office &amp; Consultation Hours, Appointments</w:t>
-      </w:r>
-    </w:p>
-    <w:p>
-      <w:pPr>
-        <w:pStyle w:val="FirstParagraph"/>
-      </w:pPr>
-      <w:r>
-        <w:t xml:space="preserve">I encourage you to chat with me at any point if you have questions about the course. You can schedule a meeting with me by going to my website here:</w:t>
-      </w:r>
-      <w:r>
-        <w:t xml:space="preserve"> </w:t>
-      </w:r>
-      <w:hyperlink r:id="rId63">
-        <w:r>
-          <w:rPr>
-            <w:rStyle w:val="Hyperlink"/>
-          </w:rPr>
-          <w:t xml:space="preserve">http://jacklreilly.github.io/</w:t>
-        </w:r>
-      </w:hyperlink>
-      <w:r>
-        <w:t xml:space="preserve"> </w:t>
-      </w:r>
-      <w:r>
-        <w:t xml:space="preserve">and sign up for time at your convenience. You can also always just drop in during my regularly scheduled drop-in office hours without appointment, or stop by to see if my door is open: if it’s open, come on in. (Don’t feel like you’re intruding! I’ll tell you if it’s not a good time.)</w:t>
-      </w:r>
-    </w:p>
-    <w:bookmarkEnd w:id="64"/>
-    <w:bookmarkStart w:id="68" w:name="e-mail"/>
-    <w:p>
-      <w:pPr>
-        <w:pStyle w:val="Heading2"/>
-      </w:pPr>
-      <w:r>
-        <w:t xml:space="preserve">E-mail</w:t>
-      </w:r>
-    </w:p>
-    <w:p>
-      <w:pPr>
-        <w:pStyle w:val="FirstParagraph"/>
-      </w:pPr>
-      <w:r>
-        <w:t xml:space="preserve">Email is the best way to contact me. I’m usually pretty responsive, but as a baseline, I always aim to get back to you in a modified 24-hour fashion: by the end of the business day the day after you email. So if you email me at 2 PM Tuesday, I’ll get back to you by 6 PM Wednesday; if 10 PM Thursday, by 6 PM Friday; if you email me at 3 PM on Friday, by 6 PM Monday, etc.</w:t>
-      </w:r>
-      <w:r>
-        <w:rPr>
-          <w:rStyle w:val="FootnoteReference"/>
-        </w:rPr>
-        <w:footnoteReference w:id="65"/>
+    <w:p>
+      <w:pPr>
+        <w:pStyle w:val="BodyText"/>
+      </w:pPr>
+      <w:r>
+        <w:t xml:space="preserve"> </w:t>
       </w:r>
     </w:p>
     <w:tbl>
@@ -1511,10 +1334,10 @@
         <w:tblStyle w:val="Table"/>
         <w:tblLook w:firstRow="0" w:lastRow="0" w:firstColumn="0" w:lastColumn="0" w:noHBand="0" w:noVBand="0" w:val="0000"/>
         <w:tblBorders>
-          <w:top w:val="single" w:sz="4" w:space="0" w:color="0758E5"/>
-          <w:left w:val="single" w:sz="24" w:space="0" w:color="0758E5"/>
-          <w:bottom w:val="single" w:sz="4" w:space="0" w:color="0758E5"/>
-          <w:right w:val="single" w:sz="4" w:space="0" w:color="0758E5"/>
+          <w:top w:val="single" w:sz="4" w:space="0" w:color="EB9113"/>
+          <w:left w:val="single" w:sz="24" w:space="0" w:color="EB9113"/>
+          <w:bottom w:val="single" w:sz="4" w:space="0" w:color="EB9113"/>
+          <w:right w:val="single" w:sz="4" w:space="0" w:color="EB9113"/>
         </w:tblBorders>
         <w:tblCellMar>
           <w:left w:w="144" w:type="dxa"/>
@@ -1528,7 +1351,7 @@
         </w:trPr>
         <w:tc>
           <w:tcPr>
-            <w:shd w:color="auto" w:fill="dae6fb" w:val="clear"/>
+            <w:shd w:color="auto" w:fill="fcefdc" w:val="clear"/>
             <w:tcMar>
               <w:top w:w="92" w:type="dxa"/>
               <w:bottom w:w="92" w:type="dxa"/>
@@ -1547,18 +1370,18 @@
                 <wp:inline>
                   <wp:extent cx="152400" cy="152400"/>
                   <wp:effectExtent b="0" l="0" r="0" t="0"/>
-                  <wp:docPr descr="" title="" id="66" name="Picture"/>
+                  <wp:docPr descr="" title="" id="46" name="Picture"/>
                   <a:graphic>
                     <a:graphicData uri="http://schemas.openxmlformats.org/drawingml/2006/picture">
                       <pic:pic>
                         <pic:nvPicPr>
-                          <pic:cNvPr descr="/opt/quarto/share/formats/docx/note.png" id="67" name="Picture"/>
+                          <pic:cNvPr descr="/opt/quarto/share/formats/docx/warning.png" id="47" name="Picture"/>
                           <pic:cNvPicPr>
                             <a:picLocks noChangeArrowheads="1" noChangeAspect="1"/>
                           </pic:cNvPicPr>
                         </pic:nvPicPr>
                         <pic:blipFill>
-                          <a:blip r:embed="rId47"/>
+                          <a:blip r:embed="rId45"/>
                           <a:stretch>
                             <a:fillRect/>
                           </a:stretch>
@@ -1591,7 +1414,7 @@
               <w:t xml:space="preserve"> </w:t>
             </w:r>
             <w:r>
-              <w:t xml:space="preserve">Note</w:t>
+              <w:t xml:space="preserve">Computing</w:t>
             </w:r>
           </w:p>
         </w:tc>
@@ -1615,22 +1438,103 @@
               <w:spacing w:before="16" w:after="16"/>
             </w:pPr>
             <w:r>
-              <w:t xml:space="preserve">If your email requires a long response, expect me to encourage you to schedule an appointment with me so that we can more effectively discuss your questions.</w:t>
+              <w:t xml:space="preserve">Most homework assignments will be done on a computer using Stata. Do not simply hand in output from Stata. Instead, paste the relevant results into a word processor adding text to explain these results. You must also hand in reproducible script (.do) files with your analysis. (Don’t worry, we’ll cover what this means.)</w:t>
             </w:r>
           </w:p>
           <w:p/>
         </w:tc>
       </w:tr>
     </w:tbl>
-    <w:bookmarkEnd w:id="68"/>
-    <w:bookmarkEnd w:id="69"/>
-    <w:bookmarkStart w:id="100" w:name="acknowledgments"/>
+    <w:bookmarkEnd w:id="48"/>
+    <w:bookmarkStart w:id="50" w:name="practicums"/>
+    <w:p>
+      <w:pPr>
+        <w:pStyle w:val="Heading2"/>
+      </w:pPr>
+      <w:r>
+        <w:t xml:space="preserve">Practicums</w:t>
+      </w:r>
+    </w:p>
+    <w:p>
+      <w:pPr>
+        <w:pStyle w:val="FirstParagraph"/>
+      </w:pPr>
+      <w:r>
+        <w:t xml:space="preserve">The practicums are, essentially, large assignments that are worth more and graded on a scale.</w:t>
+      </w:r>
+      <w:r>
+        <w:rPr>
+          <w:rStyle w:val="FootnoteReference"/>
+        </w:rPr>
+        <w:footnoteReference w:id="49"/>
+      </w:r>
+      <w:r>
+        <w:t xml:space="preserve"> </w:t>
+      </w:r>
+      <w:r>
+        <w:t xml:space="preserve">They are untimed, take-home, cumulative, and will be completed on your own time (and computer). Unlike the weekly assignments, you are also not allowed to work together on them. Their timing corresponds (roughly) with the midterm and final; you may wish to think of them as the</w:t>
+      </w:r>
+      <w:r>
+        <w:t xml:space="preserve"> </w:t>
+      </w:r>
+      <w:r>
+        <w:t xml:space="preserve">“take-home”</w:t>
+      </w:r>
+      <w:r>
+        <w:t xml:space="preserve"> </w:t>
+      </w:r>
+      <w:r>
+        <w:t xml:space="preserve">midterm and</w:t>
+      </w:r>
+      <w:r>
+        <w:t xml:space="preserve"> </w:t>
+      </w:r>
+      <w:r>
+        <w:t xml:space="preserve">“take-home”</w:t>
+      </w:r>
+      <w:r>
+        <w:t xml:space="preserve"> </w:t>
+      </w:r>
+      <w:r>
+        <w:t xml:space="preserve">final, if you prefer.</w:t>
+      </w:r>
+    </w:p>
+    <w:bookmarkEnd w:id="50"/>
+    <w:bookmarkStart w:id="51" w:name="midterm-and-final"/>
+    <w:p>
+      <w:pPr>
+        <w:pStyle w:val="Heading2"/>
+      </w:pPr>
+      <w:r>
+        <w:t xml:space="preserve">Midterm and Final</w:t>
+      </w:r>
+    </w:p>
+    <w:p>
+      <w:pPr>
+        <w:pStyle w:val="FirstParagraph"/>
+      </w:pPr>
+      <w:r>
+        <w:t xml:space="preserve">The midterm and final are traditional timed exams given in class with pen and paper. No computer will be available to you, although you will have access to a calculator. Both exams are cumulative across the course.</w:t>
+      </w:r>
+    </w:p>
+    <w:bookmarkEnd w:id="51"/>
+    <w:bookmarkEnd w:id="52"/>
+    <w:bookmarkStart w:id="60" w:name="course-expectations-guidelines"/>
     <w:p>
       <w:pPr>
         <w:pStyle w:val="Heading1"/>
       </w:pPr>
       <w:r>
-        <w:t xml:space="preserve">Acknowledgments</w:t>
+        <w:t xml:space="preserve">Course Expectations &amp; Guidelines</w:t>
+      </w:r>
+    </w:p>
+    <w:bookmarkStart w:id="53" w:name="etiquette-decorum"/>
+    <w:p>
+      <w:pPr>
+        <w:pStyle w:val="Heading2"/>
+      </w:pPr>
+      <w:r>
+        <w:t xml:space="preserve">Etiquette &amp; Decorum</w:t>
       </w:r>
     </w:p>
     <w:p>
@@ -1638,729 +1542,66 @@
         <w:pStyle w:val="FirstParagraph"/>
       </w:pPr>
       <w:r>
-        <w:t xml:space="preserve">This course, and this syllabus, consists in large parts of material developed by other professors in the PAI 721 rotation, including, but not limited to, Jun Li, Tomas Olivier, and Ying Shi. I am grateful for their support and permission to use their materials.</w:t>
-      </w:r>
-    </w:p>
-    <w:bookmarkStart w:id="73" w:name="course-outline-readings"/>
+        <w:t xml:space="preserve">This is a graduate course: I take it for granted that you have a basic interest in the material, an enthusiastic attitude toward participation, and a respectful attitude to everyone in the room. A university classroom is fundamentally a learning community: be courteous to fellow students and the professor, don’t let yourself be distracted by your cell phone in class, and don’t let what is on your computer screen distract fellow students in the class, either.</w:t>
+      </w:r>
+    </w:p>
+    <w:bookmarkEnd w:id="53"/>
+    <w:bookmarkStart w:id="55" w:name="office-consultation-hours-appointments"/>
     <w:p>
       <w:pPr>
         <w:pStyle w:val="Heading2"/>
       </w:pPr>
       <w:r>
-        <w:t xml:space="preserve">Course Outline &amp; Readings</w:t>
-      </w:r>
-    </w:p>
-    <w:tbl>
-      <w:tblPr>
-        <w:tblStyle w:val="Table"/>
-        <w:tblW w:type="pct" w:w="5000"/>
-        <w:tblLayout w:type="fixed"/>
-        <w:tblLook w:firstRow="1" w:lastRow="0" w:firstColumn="0" w:lastColumn="0" w:noHBand="0" w:noVBand="0" w:val="0020"/>
-      </w:tblPr>
-      <w:tblGrid>
-        <w:gridCol w:w="609"/>
-        <w:gridCol w:w="3046"/>
-        <w:gridCol w:w="1421"/>
-        <w:gridCol w:w="1421"/>
-        <w:gridCol w:w="1421"/>
-      </w:tblGrid>
-      <w:tr>
-        <w:trPr>
-          <w:tblHeader w:val="on"/>
-        </w:trPr>
-        <w:tc>
-          <w:tcPr/>
-          <w:p>
-            <w:pPr>
-              <w:pStyle w:val="Compact"/>
-            </w:pPr>
-            <w:r>
-              <w:t xml:space="preserve">Unit</w:t>
-            </w:r>
-          </w:p>
-        </w:tc>
-        <w:tc>
-          <w:tcPr/>
-          <w:p>
-            <w:pPr>
-              <w:pStyle w:val="Compact"/>
-            </w:pPr>
-            <w:r>
-              <w:t xml:space="preserve">Topic</w:t>
-            </w:r>
-          </w:p>
-        </w:tc>
-        <w:tc>
-          <w:tcPr/>
-          <w:p>
-            <w:pPr>
-              <w:pStyle w:val="Compact"/>
-            </w:pPr>
-            <w:r>
-              <w:rPr>
-                <w:b/>
-                <w:bCs/>
-              </w:rPr>
-              <w:t xml:space="preserve">STA</w:t>
-            </w:r>
-          </w:p>
-        </w:tc>
-        <w:tc>
-          <w:tcPr/>
-          <w:p>
-            <w:pPr>
-              <w:pStyle w:val="Compact"/>
-            </w:pPr>
-            <w:r>
-              <w:rPr>
-                <w:b/>
-                <w:bCs/>
-              </w:rPr>
-              <w:t xml:space="preserve">PNA</w:t>
-            </w:r>
-          </w:p>
-        </w:tc>
-        <w:tc>
-          <w:tcPr/>
-          <w:p>
-            <w:pPr>
-              <w:pStyle w:val="Compact"/>
-            </w:pPr>
-            <w:r>
-              <w:rPr>
-                <w:b/>
-                <w:bCs/>
-              </w:rPr>
-              <w:t xml:space="preserve">MtM</w:t>
-            </w:r>
-          </w:p>
-        </w:tc>
-      </w:tr>
-      <w:tr>
-        <w:tc>
-          <w:tcPr/>
-          <w:p>
-            <w:pPr>
-              <w:pStyle w:val="Compact"/>
-            </w:pPr>
-            <w:r>
-              <w:t xml:space="preserve">I</w:t>
-            </w:r>
-          </w:p>
-        </w:tc>
-        <w:tc>
-          <w:tcPr/>
-          <w:p>
-            <w:pPr>
-              <w:pStyle w:val="Compact"/>
-            </w:pPr>
-            <w:r>
-              <w:t xml:space="preserve">Descriptive statistics</w:t>
-            </w:r>
-          </w:p>
-        </w:tc>
-        <w:tc>
-          <w:tcPr/>
-          <w:p>
-            <w:pPr>
-              <w:pStyle w:val="Compact"/>
-            </w:pPr>
-            <w:r>
-              <w:t xml:space="preserve">1.2; 1.3; 1.4</w:t>
-            </w:r>
-          </w:p>
-        </w:tc>
-        <w:tc>
-          <w:tcPr/>
-          <w:p>
-            <w:pPr>
-              <w:pStyle w:val="Compact"/>
-            </w:pPr>
-            <w:r>
-              <w:t xml:space="preserve">1, 4, 5, 6</w:t>
-            </w:r>
-          </w:p>
-        </w:tc>
-        <w:tc>
-          <w:tcPr/>
-          <w:p>
-            <w:pPr>
-              <w:pStyle w:val="Compact"/>
-            </w:pPr>
-            <w:r>
-              <w:t xml:space="preserve">1, 2</w:t>
-            </w:r>
-          </w:p>
-        </w:tc>
-      </w:tr>
-      <w:tr>
-        <w:tc>
-          <w:tcPr/>
-          <w:p>
-            <w:pPr>
-              <w:pStyle w:val="Compact"/>
-            </w:pPr>
-            <w:r>
-              <w:t xml:space="preserve">II</w:t>
-            </w:r>
-          </w:p>
-        </w:tc>
-        <w:tc>
-          <w:tcPr/>
-          <w:p>
-            <w:pPr>
-              <w:pStyle w:val="Compact"/>
-            </w:pPr>
-            <w:r>
-              <w:t xml:space="preserve">Statistical relationships</w:t>
-            </w:r>
-          </w:p>
-        </w:tc>
-        <w:tc>
-          <w:tcPr/>
-          <w:p>
-            <w:pPr>
-              <w:pStyle w:val="Compact"/>
-            </w:pPr>
-            <w:r>
-              <w:t xml:space="preserve">2.1–2.7</w:t>
-            </w:r>
-          </w:p>
-        </w:tc>
-        <w:tc>
-          <w:tcPr/>
-          <w:p>
-            <w:pPr>
-              <w:pStyle w:val="Compact"/>
-            </w:pPr>
-            <w:r>
-              <w:t xml:space="preserve">14, 15</w:t>
-            </w:r>
-          </w:p>
-        </w:tc>
-        <w:tc>
-          <w:tcPr/>
-          <w:p>
-            <w:pPr>
-              <w:pStyle w:val="Compact"/>
-            </w:pPr>
-            <w:r>
-              <w:t xml:space="preserve">3</w:t>
-            </w:r>
-          </w:p>
-        </w:tc>
-      </w:tr>
-      <w:tr>
-        <w:tc>
-          <w:tcPr/>
-          <w:p>
-            <w:pPr>
-              <w:pStyle w:val="Compact"/>
-            </w:pPr>
-            <w:r>
-              <w:t xml:space="preserve">III</w:t>
-            </w:r>
-          </w:p>
-        </w:tc>
-        <w:tc>
-          <w:tcPr/>
-          <w:p>
-            <w:pPr>
-              <w:pStyle w:val="Compact"/>
-            </w:pPr>
-            <w:r>
-              <w:t xml:space="preserve">Producing data</w:t>
-            </w:r>
-          </w:p>
-        </w:tc>
-        <w:tc>
-          <w:tcPr/>
-          <w:p>
-            <w:pPr>
-              <w:pStyle w:val="Compact"/>
-            </w:pPr>
-            <w:r>
-              <w:t xml:space="preserve">3.1–3.4</w:t>
-            </w:r>
-          </w:p>
-        </w:tc>
-        <w:tc>
-          <w:tcPr/>
-          <w:p>
-            <w:pPr>
-              <w:pStyle w:val="Compact"/>
-            </w:pPr>
-            <w:r>
-              <w:t xml:space="preserve">2, 3</w:t>
-            </w:r>
-          </w:p>
-        </w:tc>
-        <w:tc>
-          <w:tcPr/>
-          <w:p>
-            <w:pPr>
-              <w:pStyle w:val="Compact"/>
-            </w:pPr>
-            <w:r>
-              <w:t xml:space="preserve">4</w:t>
-            </w:r>
-          </w:p>
-        </w:tc>
-      </w:tr>
-      <w:tr>
-        <w:tc>
-          <w:tcPr/>
-          <w:p>
-            <w:pPr>
-              <w:pStyle w:val="Compact"/>
-            </w:pPr>
-            <w:r>
-              <w:t xml:space="preserve">IV</w:t>
-            </w:r>
-          </w:p>
-        </w:tc>
-        <w:tc>
-          <w:tcPr/>
-          <w:p>
-            <w:pPr>
-              <w:pStyle w:val="Compact"/>
-            </w:pPr>
-            <w:r>
-              <w:t xml:space="preserve">Probability</w:t>
-            </w:r>
-          </w:p>
-        </w:tc>
-        <w:tc>
-          <w:tcPr/>
-          <w:p>
-            <w:pPr>
-              <w:pStyle w:val="Compact"/>
-            </w:pPr>
-            <w:r>
-              <w:t xml:space="preserve">4.1–4.5</w:t>
-            </w:r>
-          </w:p>
-        </w:tc>
-        <w:tc>
-          <w:tcPr/>
-          <w:p>
-            <w:pPr>
-              <w:pStyle w:val="Compact"/>
-            </w:pPr>
-            <w:r>
-              <w:t xml:space="preserve">7, 8</w:t>
-            </w:r>
-          </w:p>
-        </w:tc>
-        <w:tc>
-          <w:tcPr/>
-          <w:p>
-            <w:pPr>
-              <w:pStyle w:val="Compact"/>
-            </w:pPr>
-            <w:r>
-              <w:t xml:space="preserve">5</w:t>
-            </w:r>
-          </w:p>
-        </w:tc>
-      </w:tr>
-      <w:tr>
-        <w:tc>
-          <w:tcPr/>
-          <w:p>
-            <w:pPr>
-              <w:pStyle w:val="Compact"/>
-            </w:pPr>
-          </w:p>
-        </w:tc>
-        <w:tc>
-          <w:tcPr/>
-          <w:p>
-            <w:pPr>
-              <w:pStyle w:val="Compact"/>
-            </w:pPr>
-            <w:r>
-              <w:rPr>
-                <w:b/>
-                <w:bCs/>
-              </w:rPr>
-              <w:t xml:space="preserve">Midterm Exam (Thu Oct 16, in class)</w:t>
-            </w:r>
-          </w:p>
-        </w:tc>
-        <w:tc>
-          <w:tcPr/>
-          <w:p>
-            <w:pPr>
-              <w:pStyle w:val="Compact"/>
-            </w:pPr>
-          </w:p>
-        </w:tc>
-        <w:tc>
-          <w:tcPr/>
-          <w:p>
-            <w:pPr>
-              <w:pStyle w:val="Compact"/>
-            </w:pPr>
-          </w:p>
-        </w:tc>
-        <w:tc>
-          <w:tcPr/>
-          <w:p>
-            <w:pPr>
-              <w:pStyle w:val="Compact"/>
-            </w:pPr>
-          </w:p>
-        </w:tc>
-      </w:tr>
-      <w:tr>
-        <w:tc>
-          <w:tcPr/>
-          <w:p>
-            <w:pPr>
-              <w:pStyle w:val="Compact"/>
-            </w:pPr>
-            <w:r>
-              <w:t xml:space="preserve">V</w:t>
-            </w:r>
-          </w:p>
-        </w:tc>
-        <w:tc>
-          <w:tcPr/>
-          <w:p>
-            <w:pPr>
-              <w:pStyle w:val="Compact"/>
-            </w:pPr>
-            <w:r>
-              <w:t xml:space="preserve">Sampling distributions</w:t>
-            </w:r>
-          </w:p>
-        </w:tc>
-        <w:tc>
-          <w:tcPr/>
-          <w:p>
-            <w:pPr>
-              <w:pStyle w:val="Compact"/>
-            </w:pPr>
-            <w:r>
-              <w:t xml:space="preserve">5.1–5.3</w:t>
-            </w:r>
-          </w:p>
-        </w:tc>
-        <w:tc>
-          <w:tcPr/>
-          <w:p>
-            <w:pPr>
-              <w:pStyle w:val="Compact"/>
-            </w:pPr>
-            <w:r>
-              <w:t xml:space="preserve">7,8</w:t>
-            </w:r>
-          </w:p>
-        </w:tc>
-        <w:tc>
-          <w:tcPr/>
-          <w:p>
-            <w:pPr>
-              <w:pStyle w:val="Compact"/>
-            </w:pPr>
-            <w:r>
-              <w:t xml:space="preserve">6</w:t>
-            </w:r>
-          </w:p>
-        </w:tc>
-      </w:tr>
-      <w:tr>
-        <w:tc>
-          <w:tcPr/>
-          <w:p>
-            <w:pPr>
-              <w:pStyle w:val="Compact"/>
-            </w:pPr>
-            <w:r>
-              <w:t xml:space="preserve">VI</w:t>
-            </w:r>
-          </w:p>
-        </w:tc>
-        <w:tc>
-          <w:tcPr/>
-          <w:p>
-            <w:pPr>
-              <w:pStyle w:val="Compact"/>
-            </w:pPr>
-            <w:r>
-              <w:t xml:space="preserve">Inference</w:t>
-            </w:r>
-          </w:p>
-        </w:tc>
-        <w:tc>
-          <w:tcPr/>
-          <w:p>
-            <w:pPr>
-              <w:pStyle w:val="Compact"/>
-            </w:pPr>
-            <w:r>
-              <w:t xml:space="preserve">6.1–6.4</w:t>
-            </w:r>
-          </w:p>
-        </w:tc>
-        <w:tc>
-          <w:tcPr/>
-          <w:p>
-            <w:pPr>
-              <w:pStyle w:val="Compact"/>
-            </w:pPr>
-            <w:r>
-              <w:t xml:space="preserve">10</w:t>
-            </w:r>
-          </w:p>
-        </w:tc>
-        <w:tc>
-          <w:tcPr/>
-          <w:p>
-            <w:pPr>
-              <w:pStyle w:val="Compact"/>
-            </w:pPr>
-            <w:r>
-              <w:t xml:space="preserve">7</w:t>
-            </w:r>
-          </w:p>
-        </w:tc>
-      </w:tr>
-      <w:tr>
-        <w:tc>
-          <w:tcPr/>
-          <w:p>
-            <w:pPr>
-              <w:pStyle w:val="Compact"/>
-            </w:pPr>
-            <w:r>
-              <w:t xml:space="preserve">VII</w:t>
-            </w:r>
-          </w:p>
-        </w:tc>
-        <w:tc>
-          <w:tcPr/>
-          <w:p>
-            <w:pPr>
-              <w:pStyle w:val="Compact"/>
-            </w:pPr>
-            <w:r>
-              <w:t xml:space="preserve">Hypothesis Testing</w:t>
-            </w:r>
-          </w:p>
-        </w:tc>
-        <w:tc>
-          <w:tcPr/>
-          <w:p>
-            <w:pPr>
-              <w:pStyle w:val="Compact"/>
-            </w:pPr>
-            <w:r>
-              <w:t xml:space="preserve">7.1–7.2</w:t>
-            </w:r>
-          </w:p>
-        </w:tc>
-        <w:tc>
-          <w:tcPr/>
-          <w:p>
-            <w:pPr>
-              <w:pStyle w:val="Compact"/>
-            </w:pPr>
-            <w:r>
-              <w:t xml:space="preserve">11</w:t>
-            </w:r>
-          </w:p>
-        </w:tc>
-        <w:tc>
-          <w:tcPr/>
-          <w:p>
-            <w:pPr>
-              <w:pStyle w:val="Compact"/>
-            </w:pPr>
-            <w:r>
-              <w:t xml:space="preserve">8, 9</w:t>
-            </w:r>
-          </w:p>
-        </w:tc>
-      </w:tr>
-      <w:tr>
-        <w:tc>
-          <w:tcPr/>
-          <w:p>
-            <w:pPr>
-              <w:pStyle w:val="Compact"/>
-            </w:pPr>
-            <w:r>
-              <w:t xml:space="preserve">VIII</w:t>
-            </w:r>
-          </w:p>
-        </w:tc>
-        <w:tc>
-          <w:tcPr/>
-          <w:p>
-            <w:pPr>
-              <w:pStyle w:val="Compact"/>
-            </w:pPr>
-            <w:r>
-              <w:t xml:space="preserve">Simple linear regression</w:t>
-            </w:r>
-          </w:p>
-        </w:tc>
-        <w:tc>
-          <w:tcPr/>
-          <w:p>
-            <w:pPr>
-              <w:pStyle w:val="Compact"/>
-            </w:pPr>
-            <w:r>
-              <w:t xml:space="preserve">10.1</w:t>
-            </w:r>
-          </w:p>
-        </w:tc>
-        <w:tc>
-          <w:tcPr/>
-          <w:p>
-            <w:pPr>
-              <w:pStyle w:val="Compact"/>
-            </w:pPr>
-            <w:r>
-              <w:t xml:space="preserve">17</w:t>
-            </w:r>
-          </w:p>
-        </w:tc>
-        <w:tc>
-          <w:tcPr/>
-          <w:p>
-            <w:pPr>
-              <w:pStyle w:val="Compact"/>
-            </w:pPr>
-            <w:r>
-              <w:t xml:space="preserve">10</w:t>
-            </w:r>
-          </w:p>
-        </w:tc>
-      </w:tr>
-      <w:tr>
-        <w:tc>
-          <w:tcPr/>
-          <w:p>
-            <w:pPr>
-              <w:pStyle w:val="Compact"/>
-            </w:pPr>
-            <w:r>
-              <w:t xml:space="preserve">IX*</w:t>
-            </w:r>
-          </w:p>
-        </w:tc>
-        <w:tc>
-          <w:tcPr/>
-          <w:p>
-            <w:pPr>
-              <w:pStyle w:val="Compact"/>
-            </w:pPr>
-            <w:r>
-              <w:t xml:space="preserve">Less simple regression</w:t>
-            </w:r>
-          </w:p>
-        </w:tc>
-        <w:tc>
-          <w:tcPr/>
-          <w:p>
-            <w:pPr>
-              <w:pStyle w:val="Compact"/>
-            </w:pPr>
-            <w:r>
-              <w:t xml:space="preserve">11.1–11.2</w:t>
-            </w:r>
-          </w:p>
-        </w:tc>
-        <w:tc>
-          <w:tcPr/>
-          <w:p>
-            <w:pPr>
-              <w:pStyle w:val="Compact"/>
-            </w:pPr>
-            <w:r>
-              <w:t xml:space="preserve">20</w:t>
-            </w:r>
-          </w:p>
-        </w:tc>
-        <w:tc>
-          <w:tcPr/>
-          <w:p>
-            <w:pPr>
-              <w:pStyle w:val="Compact"/>
-            </w:pPr>
-            <w:r>
-              <w:t xml:space="preserve">11, 12</w:t>
-            </w:r>
-          </w:p>
-        </w:tc>
-      </w:tr>
-      <w:tr>
-        <w:tc>
-          <w:tcPr/>
-          <w:p>
-            <w:pPr>
-              <w:pStyle w:val="Compact"/>
-            </w:pPr>
-          </w:p>
-        </w:tc>
-        <w:tc>
-          <w:tcPr/>
-          <w:p>
-            <w:pPr>
-              <w:pStyle w:val="Compact"/>
-            </w:pPr>
-            <w:r>
-              <w:rPr>
-                <w:b/>
-                <w:bCs/>
-              </w:rPr>
-              <w:t xml:space="preserve">Final Exam: December 11, 9 AM - 12 Noon, Eggers 060</w:t>
-            </w:r>
-            <w:r>
-              <w:rPr>
-                <w:b/>
-                <w:bCs/>
-              </w:rPr>
-              <w:t xml:space="preserve"> </w:t>
-            </w:r>
-          </w:p>
-        </w:tc>
-        <w:tc>
-          <w:tcPr/>
-          <w:p>
-            <w:pPr>
-              <w:pStyle w:val="Compact"/>
-            </w:pPr>
-          </w:p>
-        </w:tc>
-        <w:tc>
-          <w:tcPr/>
-          <w:p>
-            <w:pPr>
-              <w:pStyle w:val="Compact"/>
-            </w:pPr>
-          </w:p>
-        </w:tc>
-        <w:tc>
-          <w:tcPr/>
-          <w:p>
-            <w:pPr>
-              <w:pStyle w:val="Compact"/>
-            </w:pPr>
-          </w:p>
-        </w:tc>
-      </w:tr>
-    </w:tbl>
-    <w:p>
-      <w:pPr>
-        <w:pStyle w:val="BodyText"/>
-      </w:pPr>
-      <w:r>
-        <w:t xml:space="preserve">*️ If time allows.</w:t>
+        <w:t xml:space="preserve">Office &amp; Consultation Hours, Appointments</w:t>
+      </w:r>
+    </w:p>
+    <w:p>
+      <w:pPr>
+        <w:pStyle w:val="FirstParagraph"/>
+      </w:pPr>
+      <w:r>
+        <w:t xml:space="preserve">I encourage you to chat with me at any point if you have questions about the course. You can schedule a meeting with me by going to my website here:</w:t>
+      </w:r>
+      <w:r>
+        <w:t xml:space="preserve"> </w:t>
+      </w:r>
+      <w:hyperlink r:id="rId54">
+        <w:r>
+          <w:rPr>
+            <w:rStyle w:val="Hyperlink"/>
+          </w:rPr>
+          <w:t xml:space="preserve">http://jacklreilly.github.io/</w:t>
+        </w:r>
+      </w:hyperlink>
+      <w:r>
+        <w:t xml:space="preserve"> </w:t>
+      </w:r>
+      <w:r>
+        <w:t xml:space="preserve">and sign up for time at your convenience. You can also always just drop in during my regularly scheduled drop-in office hours without an appointment, or stop by to see if my door is open: if it’s open, come on in. (Don’t feel like you’re intruding! I’ll tell you if it’s not a good time.)</w:t>
+      </w:r>
+    </w:p>
+    <w:bookmarkEnd w:id="55"/>
+    <w:bookmarkStart w:id="59" w:name="e-mail"/>
+    <w:p>
+      <w:pPr>
+        <w:pStyle w:val="Heading2"/>
+      </w:pPr>
+      <w:r>
+        <w:t xml:space="preserve">E-mail</w:t>
+      </w:r>
+    </w:p>
+    <w:p>
+      <w:pPr>
+        <w:pStyle w:val="FirstParagraph"/>
+      </w:pPr>
+      <w:r>
+        <w:t xml:space="preserve">Email is the best way to contact me. I’m usually pretty responsive, but as a baseline, I always aim to get back to you by the end of the business day the day after you email. So if you email me at 2 PM Tuesday, I’ll get back to you by 6 PM Wednesday; if 10 PM Thursday, by 6 PM Friday; if you email me at 3 PM on Friday, by 6 PM Monday, etc.</w:t>
+      </w:r>
+      <w:r>
+        <w:rPr>
+          <w:rStyle w:val="FootnoteReference"/>
+        </w:rPr>
+        <w:footnoteReference w:id="56"/>
       </w:r>
     </w:p>
     <w:tbl>
@@ -2368,10 +1609,10 @@
         <w:tblStyle w:val="Table"/>
         <w:tblLook w:firstRow="0" w:lastRow="0" w:firstColumn="0" w:lastColumn="0" w:noHBand="0" w:noVBand="0" w:val="0000"/>
         <w:tblBorders>
-          <w:top w:val="single" w:sz="4" w:space="0" w:color="00A047"/>
-          <w:left w:val="single" w:sz="24" w:space="0" w:color="00A047"/>
-          <w:bottom w:val="single" w:sz="4" w:space="0" w:color="00A047"/>
-          <w:right w:val="single" w:sz="4" w:space="0" w:color="00A047"/>
+          <w:top w:val="single" w:sz="4" w:space="0" w:color="0758E5"/>
+          <w:left w:val="single" w:sz="24" w:space="0" w:color="0758E5"/>
+          <w:bottom w:val="single" w:sz="4" w:space="0" w:color="0758E5"/>
+          <w:right w:val="single" w:sz="4" w:space="0" w:color="0758E5"/>
         </w:tblBorders>
         <w:tblCellMar>
           <w:left w:w="144" w:type="dxa"/>
@@ -2385,7 +1626,7 @@
         </w:trPr>
         <w:tc>
           <w:tcPr>
-            <w:shd w:color="auto" w:fill="ccf1e3" w:val="clear"/>
+            <w:shd w:color="auto" w:fill="dae6fb" w:val="clear"/>
             <w:tcMar>
               <w:top w:w="92" w:type="dxa"/>
               <w:bottom w:w="92" w:type="dxa"/>
@@ -2404,18 +1645,18 @@
                 <wp:inline>
                   <wp:extent cx="152400" cy="152400"/>
                   <wp:effectExtent b="0" l="0" r="0" t="0"/>
-                  <wp:docPr descr="" title="" id="71" name="Picture"/>
+                  <wp:docPr descr="" title="" id="57" name="Picture"/>
                   <a:graphic>
                     <a:graphicData uri="http://schemas.openxmlformats.org/drawingml/2006/picture">
                       <pic:pic>
                         <pic:nvPicPr>
-                          <pic:cNvPr descr="/opt/quarto/share/formats/docx/tip.png" id="72" name="Picture"/>
+                          <pic:cNvPr descr="/opt/quarto/share/formats/docx/note.png" id="58" name="Picture"/>
                           <pic:cNvPicPr>
                             <a:picLocks noChangeArrowheads="1" noChangeAspect="1"/>
                           </pic:cNvPicPr>
                         </pic:nvPicPr>
                         <pic:blipFill>
-                          <a:blip r:embed="rId70"/>
+                          <a:blip r:embed="rId25"/>
                           <a:stretch>
                             <a:fillRect/>
                           </a:stretch>
@@ -2448,7 +1689,7 @@
               <w:t xml:space="preserve"> </w:t>
             </w:r>
             <w:r>
-              <w:t xml:space="preserve">Book Abbreviations</w:t>
+              <w:t xml:space="preserve">Note</w:t>
             </w:r>
           </w:p>
         </w:tc>
@@ -2469,19 +1710,89 @@
               <w:pStyle w:val="BodyText"/>
             </w:pPr>
             <w:pPr>
-              <w:spacing w:before="16"/>
-            </w:pPr>
-            <w:r>
-              <w:t xml:space="preserve">You can use any book you wish (although I encourage you to make sure its style suits you):</w:t>
-            </w:r>
-          </w:p>
-          <w:p>
-            <w:pPr>
-              <w:pStyle w:val="Compact"/>
-              <w:numPr>
-                <w:ilvl w:val="0"/>
-                <w:numId w:val="1005"/>
-              </w:numPr>
+              <w:spacing w:before="16" w:after="16"/>
+            </w:pPr>
+            <w:r>
+              <w:t xml:space="preserve">If your email requires a long response, expect me to encourage you to schedule an appointment with me so that we can more effectively discuss your questions.</w:t>
+            </w:r>
+          </w:p>
+          <w:p/>
+        </w:tc>
+      </w:tr>
+    </w:tbl>
+    <w:bookmarkEnd w:id="59"/>
+    <w:bookmarkEnd w:id="60"/>
+    <w:bookmarkStart w:id="91" w:name="acknowledgments"/>
+    <w:p>
+      <w:pPr>
+        <w:pStyle w:val="Heading1"/>
+      </w:pPr>
+      <w:r>
+        <w:t xml:space="preserve">Acknowledgments</w:t>
+      </w:r>
+    </w:p>
+    <w:p>
+      <w:pPr>
+        <w:pStyle w:val="FirstParagraph"/>
+      </w:pPr>
+      <w:r>
+        <w:t xml:space="preserve">This course, and syllabus, draws heavily on material developed alongside, with, and by others in the PAI 721 teaching rotation, including but not limited to Jun Li, Tomas Olivier, and Ying Shi. I am grateful for their support and permission to use their materials.</w:t>
+      </w:r>
+    </w:p>
+    <w:bookmarkStart w:id="64" w:name="course-outline-readings"/>
+    <w:p>
+      <w:pPr>
+        <w:pStyle w:val="Heading2"/>
+      </w:pPr>
+      <w:r>
+        <w:t xml:space="preserve">Course Outline &amp; Readings</w:t>
+      </w:r>
+    </w:p>
+    <w:tbl>
+      <w:tblPr>
+        <w:tblStyle w:val="Table"/>
+        <w:tblW w:type="pct" w:w="5000"/>
+        <w:tblLayout w:type="fixed"/>
+        <w:tblLook w:firstRow="1" w:lastRow="0" w:firstColumn="0" w:lastColumn="0" w:noHBand="0" w:noVBand="0" w:val="0020"/>
+      </w:tblPr>
+      <w:tblGrid>
+        <w:gridCol w:w="609"/>
+        <w:gridCol w:w="3046"/>
+        <w:gridCol w:w="1421"/>
+        <w:gridCol w:w="1421"/>
+        <w:gridCol w:w="1421"/>
+      </w:tblGrid>
+      <w:tr>
+        <w:trPr>
+          <w:tblHeader w:val="on"/>
+        </w:trPr>
+        <w:tc>
+          <w:tcPr/>
+          <w:p>
+            <w:pPr>
+              <w:pStyle w:val="Compact"/>
+            </w:pPr>
+            <w:r>
+              <w:t xml:space="preserve">Unit</w:t>
+            </w:r>
+          </w:p>
+        </w:tc>
+        <w:tc>
+          <w:tcPr/>
+          <w:p>
+            <w:pPr>
+              <w:pStyle w:val="Compact"/>
+            </w:pPr>
+            <w:r>
+              <w:t xml:space="preserve">Topic</w:t>
+            </w:r>
+          </w:p>
+        </w:tc>
+        <w:tc>
+          <w:tcPr/>
+          <w:p>
+            <w:pPr>
+              <w:pStyle w:val="Compact"/>
             </w:pPr>
             <w:r>
               <w:rPr>
@@ -2490,16 +1801,803 @@
               </w:rPr>
               <w:t xml:space="preserve">STA</w:t>
             </w:r>
-            <w:r>
+          </w:p>
+        </w:tc>
+        <w:tc>
+          <w:tcPr/>
+          <w:p>
+            <w:pPr>
+              <w:pStyle w:val="Compact"/>
+            </w:pPr>
+            <w:r>
+              <w:rPr>
+                <w:b/>
+                <w:bCs/>
+              </w:rPr>
+              <w:t xml:space="preserve">PNA</w:t>
+            </w:r>
+          </w:p>
+        </w:tc>
+        <w:tc>
+          <w:tcPr/>
+          <w:p>
+            <w:pPr>
+              <w:pStyle w:val="Compact"/>
+            </w:pPr>
+            <w:r>
+              <w:rPr>
+                <w:b/>
+                <w:bCs/>
+              </w:rPr>
+              <w:t xml:space="preserve">MtM</w:t>
+            </w:r>
+          </w:p>
+        </w:tc>
+      </w:tr>
+      <w:tr>
+        <w:tc>
+          <w:tcPr/>
+          <w:p>
+            <w:pPr>
+              <w:pStyle w:val="Compact"/>
+            </w:pPr>
+            <w:r>
+              <w:t xml:space="preserve">I</w:t>
+            </w:r>
+          </w:p>
+        </w:tc>
+        <w:tc>
+          <w:tcPr/>
+          <w:p>
+            <w:pPr>
+              <w:pStyle w:val="Compact"/>
+            </w:pPr>
+            <w:r>
+              <w:t xml:space="preserve">Descriptive statistics</w:t>
+            </w:r>
+          </w:p>
+        </w:tc>
+        <w:tc>
+          <w:tcPr/>
+          <w:p>
+            <w:pPr>
+              <w:pStyle w:val="Compact"/>
+            </w:pPr>
+            <w:r>
+              <w:t xml:space="preserve">1.2; 1.3; 1.4</w:t>
+            </w:r>
+          </w:p>
+        </w:tc>
+        <w:tc>
+          <w:tcPr/>
+          <w:p>
+            <w:pPr>
+              <w:pStyle w:val="Compact"/>
+            </w:pPr>
+            <w:r>
+              <w:t xml:space="preserve">1, 4, 5, 6</w:t>
+            </w:r>
+          </w:p>
+        </w:tc>
+        <w:tc>
+          <w:tcPr/>
+          <w:p>
+            <w:pPr>
+              <w:pStyle w:val="Compact"/>
+            </w:pPr>
+            <w:r>
+              <w:t xml:space="preserve">1, 2</w:t>
+            </w:r>
+          </w:p>
+        </w:tc>
+      </w:tr>
+      <w:tr>
+        <w:tc>
+          <w:tcPr/>
+          <w:p>
+            <w:pPr>
+              <w:pStyle w:val="Compact"/>
+            </w:pPr>
+            <w:r>
+              <w:t xml:space="preserve">II</w:t>
+            </w:r>
+          </w:p>
+        </w:tc>
+        <w:tc>
+          <w:tcPr/>
+          <w:p>
+            <w:pPr>
+              <w:pStyle w:val="Compact"/>
+            </w:pPr>
+            <w:r>
+              <w:t xml:space="preserve">Statistical relationships</w:t>
+            </w:r>
+          </w:p>
+        </w:tc>
+        <w:tc>
+          <w:tcPr/>
+          <w:p>
+            <w:pPr>
+              <w:pStyle w:val="Compact"/>
+            </w:pPr>
+            <w:r>
+              <w:t xml:space="preserve">2.1–2.7</w:t>
+            </w:r>
+          </w:p>
+        </w:tc>
+        <w:tc>
+          <w:tcPr/>
+          <w:p>
+            <w:pPr>
+              <w:pStyle w:val="Compact"/>
+            </w:pPr>
+            <w:r>
+              <w:t xml:space="preserve">14, 15</w:t>
+            </w:r>
+          </w:p>
+        </w:tc>
+        <w:tc>
+          <w:tcPr/>
+          <w:p>
+            <w:pPr>
+              <w:pStyle w:val="Compact"/>
+            </w:pPr>
+            <w:r>
+              <w:t xml:space="preserve">3</w:t>
+            </w:r>
+          </w:p>
+        </w:tc>
+      </w:tr>
+      <w:tr>
+        <w:tc>
+          <w:tcPr/>
+          <w:p>
+            <w:pPr>
+              <w:pStyle w:val="Compact"/>
+            </w:pPr>
+            <w:r>
+              <w:t xml:space="preserve">III</w:t>
+            </w:r>
+          </w:p>
+        </w:tc>
+        <w:tc>
+          <w:tcPr/>
+          <w:p>
+            <w:pPr>
+              <w:pStyle w:val="Compact"/>
+            </w:pPr>
+            <w:r>
+              <w:t xml:space="preserve">Producing data</w:t>
+            </w:r>
+          </w:p>
+        </w:tc>
+        <w:tc>
+          <w:tcPr/>
+          <w:p>
+            <w:pPr>
+              <w:pStyle w:val="Compact"/>
+            </w:pPr>
+            <w:r>
+              <w:t xml:space="preserve">3.1–3.4</w:t>
+            </w:r>
+          </w:p>
+        </w:tc>
+        <w:tc>
+          <w:tcPr/>
+          <w:p>
+            <w:pPr>
+              <w:pStyle w:val="Compact"/>
+            </w:pPr>
+            <w:r>
+              <w:t xml:space="preserve">2, 3</w:t>
+            </w:r>
+          </w:p>
+        </w:tc>
+        <w:tc>
+          <w:tcPr/>
+          <w:p>
+            <w:pPr>
+              <w:pStyle w:val="Compact"/>
+            </w:pPr>
+            <w:r>
+              <w:t xml:space="preserve">4</w:t>
+            </w:r>
+          </w:p>
+        </w:tc>
+      </w:tr>
+      <w:tr>
+        <w:tc>
+          <w:tcPr/>
+          <w:p>
+            <w:pPr>
+              <w:pStyle w:val="Compact"/>
+            </w:pPr>
+            <w:r>
+              <w:t xml:space="preserve">IV</w:t>
+            </w:r>
+          </w:p>
+        </w:tc>
+        <w:tc>
+          <w:tcPr/>
+          <w:p>
+            <w:pPr>
+              <w:pStyle w:val="Compact"/>
+            </w:pPr>
+            <w:r>
+              <w:t xml:space="preserve">Probability</w:t>
+            </w:r>
+          </w:p>
+        </w:tc>
+        <w:tc>
+          <w:tcPr/>
+          <w:p>
+            <w:pPr>
+              <w:pStyle w:val="Compact"/>
+            </w:pPr>
+            <w:r>
+              <w:t xml:space="preserve">4.1–4.5</w:t>
+            </w:r>
+          </w:p>
+        </w:tc>
+        <w:tc>
+          <w:tcPr/>
+          <w:p>
+            <w:pPr>
+              <w:pStyle w:val="Compact"/>
+            </w:pPr>
+            <w:r>
+              <w:t xml:space="preserve">7, 8</w:t>
+            </w:r>
+          </w:p>
+        </w:tc>
+        <w:tc>
+          <w:tcPr/>
+          <w:p>
+            <w:pPr>
+              <w:pStyle w:val="Compact"/>
+            </w:pPr>
+            <w:r>
+              <w:t xml:space="preserve">5</w:t>
+            </w:r>
+          </w:p>
+        </w:tc>
+      </w:tr>
+      <w:tr>
+        <w:tc>
+          <w:tcPr/>
+          <w:p>
+            <w:pPr>
+              <w:pStyle w:val="Compact"/>
+            </w:pPr>
+          </w:p>
+        </w:tc>
+        <w:tc>
+          <w:tcPr/>
+          <w:p>
+            <w:pPr>
+              <w:pStyle w:val="Compact"/>
+            </w:pPr>
+            <w:r>
+              <w:rPr>
+                <w:b/>
+                <w:bCs/>
+              </w:rPr>
+              <w:t xml:space="preserve">Midterm Exam (Thu Oct 16, in class)</w:t>
+            </w:r>
+          </w:p>
+        </w:tc>
+        <w:tc>
+          <w:tcPr/>
+          <w:p>
+            <w:pPr>
+              <w:pStyle w:val="Compact"/>
+            </w:pPr>
+          </w:p>
+        </w:tc>
+        <w:tc>
+          <w:tcPr/>
+          <w:p>
+            <w:pPr>
+              <w:pStyle w:val="Compact"/>
+            </w:pPr>
+          </w:p>
+        </w:tc>
+        <w:tc>
+          <w:tcPr/>
+          <w:p>
+            <w:pPr>
+              <w:pStyle w:val="Compact"/>
+            </w:pPr>
+          </w:p>
+        </w:tc>
+      </w:tr>
+      <w:tr>
+        <w:tc>
+          <w:tcPr/>
+          <w:p>
+            <w:pPr>
+              <w:pStyle w:val="Compact"/>
+            </w:pPr>
+            <w:r>
+              <w:t xml:space="preserve">V</w:t>
+            </w:r>
+          </w:p>
+        </w:tc>
+        <w:tc>
+          <w:tcPr/>
+          <w:p>
+            <w:pPr>
+              <w:pStyle w:val="Compact"/>
+            </w:pPr>
+            <w:r>
+              <w:t xml:space="preserve">Sampling distributions</w:t>
+            </w:r>
+          </w:p>
+        </w:tc>
+        <w:tc>
+          <w:tcPr/>
+          <w:p>
+            <w:pPr>
+              <w:pStyle w:val="Compact"/>
+            </w:pPr>
+            <w:r>
+              <w:t xml:space="preserve">5.1–5.3</w:t>
+            </w:r>
+          </w:p>
+        </w:tc>
+        <w:tc>
+          <w:tcPr/>
+          <w:p>
+            <w:pPr>
+              <w:pStyle w:val="Compact"/>
+            </w:pPr>
+            <w:r>
+              <w:t xml:space="preserve">7, 8</w:t>
+            </w:r>
+          </w:p>
+        </w:tc>
+        <w:tc>
+          <w:tcPr/>
+          <w:p>
+            <w:pPr>
+              <w:pStyle w:val="Compact"/>
+            </w:pPr>
+            <w:r>
+              <w:t xml:space="preserve">6</w:t>
+            </w:r>
+          </w:p>
+        </w:tc>
+      </w:tr>
+      <w:tr>
+        <w:tc>
+          <w:tcPr/>
+          <w:p>
+            <w:pPr>
+              <w:pStyle w:val="Compact"/>
+            </w:pPr>
+            <w:r>
+              <w:t xml:space="preserve">VI</w:t>
+            </w:r>
+          </w:p>
+        </w:tc>
+        <w:tc>
+          <w:tcPr/>
+          <w:p>
+            <w:pPr>
+              <w:pStyle w:val="Compact"/>
+            </w:pPr>
+            <w:r>
+              <w:t xml:space="preserve">Inference</w:t>
+            </w:r>
+          </w:p>
+        </w:tc>
+        <w:tc>
+          <w:tcPr/>
+          <w:p>
+            <w:pPr>
+              <w:pStyle w:val="Compact"/>
+            </w:pPr>
+            <w:r>
+              <w:t xml:space="preserve">6.1–6.4</w:t>
+            </w:r>
+          </w:p>
+        </w:tc>
+        <w:tc>
+          <w:tcPr/>
+          <w:p>
+            <w:pPr>
+              <w:pStyle w:val="Compact"/>
+            </w:pPr>
+            <w:r>
+              <w:t xml:space="preserve">10</w:t>
+            </w:r>
+          </w:p>
+        </w:tc>
+        <w:tc>
+          <w:tcPr/>
+          <w:p>
+            <w:pPr>
+              <w:pStyle w:val="Compact"/>
+            </w:pPr>
+            <w:r>
+              <w:t xml:space="preserve">7</w:t>
+            </w:r>
+          </w:p>
+        </w:tc>
+      </w:tr>
+      <w:tr>
+        <w:tc>
+          <w:tcPr/>
+          <w:p>
+            <w:pPr>
+              <w:pStyle w:val="Compact"/>
+            </w:pPr>
+            <w:r>
+              <w:t xml:space="preserve">VII</w:t>
+            </w:r>
+          </w:p>
+        </w:tc>
+        <w:tc>
+          <w:tcPr/>
+          <w:p>
+            <w:pPr>
+              <w:pStyle w:val="Compact"/>
+            </w:pPr>
+            <w:r>
+              <w:t xml:space="preserve">Hypothesis Testing</w:t>
+            </w:r>
+          </w:p>
+        </w:tc>
+        <w:tc>
+          <w:tcPr/>
+          <w:p>
+            <w:pPr>
+              <w:pStyle w:val="Compact"/>
+            </w:pPr>
+            <w:r>
+              <w:t xml:space="preserve">7.1–7.2</w:t>
+            </w:r>
+          </w:p>
+        </w:tc>
+        <w:tc>
+          <w:tcPr/>
+          <w:p>
+            <w:pPr>
+              <w:pStyle w:val="Compact"/>
+            </w:pPr>
+            <w:r>
+              <w:t xml:space="preserve">11</w:t>
+            </w:r>
+          </w:p>
+        </w:tc>
+        <w:tc>
+          <w:tcPr/>
+          <w:p>
+            <w:pPr>
+              <w:pStyle w:val="Compact"/>
+            </w:pPr>
+            <w:r>
+              <w:t xml:space="preserve">8, 9</w:t>
+            </w:r>
+          </w:p>
+        </w:tc>
+      </w:tr>
+      <w:tr>
+        <w:tc>
+          <w:tcPr/>
+          <w:p>
+            <w:pPr>
+              <w:pStyle w:val="Compact"/>
+            </w:pPr>
+            <w:r>
+              <w:t xml:space="preserve">VIII</w:t>
+            </w:r>
+          </w:p>
+        </w:tc>
+        <w:tc>
+          <w:tcPr/>
+          <w:p>
+            <w:pPr>
+              <w:pStyle w:val="Compact"/>
+            </w:pPr>
+            <w:r>
+              <w:t xml:space="preserve">Simple linear regression</w:t>
+            </w:r>
+          </w:p>
+        </w:tc>
+        <w:tc>
+          <w:tcPr/>
+          <w:p>
+            <w:pPr>
+              <w:pStyle w:val="Compact"/>
+            </w:pPr>
+            <w:r>
+              <w:t xml:space="preserve">10.1</w:t>
+            </w:r>
+          </w:p>
+        </w:tc>
+        <w:tc>
+          <w:tcPr/>
+          <w:p>
+            <w:pPr>
+              <w:pStyle w:val="Compact"/>
+            </w:pPr>
+            <w:r>
+              <w:t xml:space="preserve">17</w:t>
+            </w:r>
+          </w:p>
+        </w:tc>
+        <w:tc>
+          <w:tcPr/>
+          <w:p>
+            <w:pPr>
+              <w:pStyle w:val="Compact"/>
+            </w:pPr>
+            <w:r>
+              <w:t xml:space="preserve">10</w:t>
+            </w:r>
+          </w:p>
+        </w:tc>
+      </w:tr>
+      <w:tr>
+        <w:tc>
+          <w:tcPr/>
+          <w:p>
+            <w:pPr>
+              <w:pStyle w:val="Compact"/>
+            </w:pPr>
+            <w:r>
+              <w:t xml:space="preserve">IX*</w:t>
+            </w:r>
+          </w:p>
+        </w:tc>
+        <w:tc>
+          <w:tcPr/>
+          <w:p>
+            <w:pPr>
+              <w:pStyle w:val="Compact"/>
+            </w:pPr>
+            <w:r>
+              <w:t xml:space="preserve">Less simple regression</w:t>
+            </w:r>
+          </w:p>
+        </w:tc>
+        <w:tc>
+          <w:tcPr/>
+          <w:p>
+            <w:pPr>
+              <w:pStyle w:val="Compact"/>
+            </w:pPr>
+            <w:r>
+              <w:t xml:space="preserve">11.1–11.2</w:t>
+            </w:r>
+          </w:p>
+        </w:tc>
+        <w:tc>
+          <w:tcPr/>
+          <w:p>
+            <w:pPr>
+              <w:pStyle w:val="Compact"/>
+            </w:pPr>
+            <w:r>
+              <w:t xml:space="preserve">20</w:t>
+            </w:r>
+          </w:p>
+        </w:tc>
+        <w:tc>
+          <w:tcPr/>
+          <w:p>
+            <w:pPr>
+              <w:pStyle w:val="Compact"/>
+            </w:pPr>
+            <w:r>
+              <w:t xml:space="preserve">11, 12</w:t>
+            </w:r>
+          </w:p>
+        </w:tc>
+      </w:tr>
+      <w:tr>
+        <w:tc>
+          <w:tcPr/>
+          <w:p>
+            <w:pPr>
+              <w:pStyle w:val="Compact"/>
+            </w:pPr>
+          </w:p>
+        </w:tc>
+        <w:tc>
+          <w:tcPr/>
+          <w:p>
+            <w:pPr>
+              <w:pStyle w:val="Compact"/>
+            </w:pPr>
+            <w:r>
+              <w:rPr>
+                <w:b/>
+                <w:bCs/>
+              </w:rPr>
+              <w:t xml:space="preserve">Final Exam: December 11, 9 AM - 12 Noon, Eggers 060</w:t>
+            </w:r>
+            <w:r>
+              <w:rPr>
+                <w:b/>
+                <w:bCs/>
+              </w:rPr>
               <w:t xml:space="preserve"> </w:t>
             </w:r>
+          </w:p>
+        </w:tc>
+        <w:tc>
+          <w:tcPr/>
+          <w:p>
+            <w:pPr>
+              <w:pStyle w:val="Compact"/>
+            </w:pPr>
+          </w:p>
+        </w:tc>
+        <w:tc>
+          <w:tcPr/>
+          <w:p>
+            <w:pPr>
+              <w:pStyle w:val="Compact"/>
+            </w:pPr>
+          </w:p>
+        </w:tc>
+        <w:tc>
+          <w:tcPr/>
+          <w:p>
+            <w:pPr>
+              <w:pStyle w:val="Compact"/>
+            </w:pPr>
+          </w:p>
+        </w:tc>
+      </w:tr>
+    </w:tbl>
+    <w:p>
+      <w:pPr>
+        <w:pStyle w:val="BodyText"/>
+      </w:pPr>
+      <w:r>
+        <w:t xml:space="preserve">*️ If time allows.</w:t>
+      </w:r>
+    </w:p>
+    <w:tbl>
+      <w:tblPr>
+        <w:tblStyle w:val="Table"/>
+        <w:tblLook w:firstRow="0" w:lastRow="0" w:firstColumn="0" w:lastColumn="0" w:noHBand="0" w:noVBand="0" w:val="0000"/>
+        <w:tblBorders>
+          <w:top w:val="single" w:sz="4" w:space="0" w:color="00A047"/>
+          <w:left w:val="single" w:sz="24" w:space="0" w:color="00A047"/>
+          <w:bottom w:val="single" w:sz="4" w:space="0" w:color="00A047"/>
+          <w:right w:val="single" w:sz="4" w:space="0" w:color="00A047"/>
+        </w:tblBorders>
+        <w:tblCellMar>
+          <w:left w:w="144" w:type="dxa"/>
+          <w:right w:w="144" w:type="dxa"/>
+        </w:tblCellMar>
+        <w:tblLook w:firstRow="0" w:lastRow="0" w:firstColumn="0" w:lastColumn="0" w:noHBand="0" w:noVBand="0" w:val="0000"/>
+      </w:tblPr>
+      <w:tr>
+        <w:trPr>
+          <w:cantSplit/>
+        </w:trPr>
+        <w:tc>
+          <w:tcPr>
+            <w:shd w:color="auto" w:fill="ccf1e3" w:val="clear"/>
+            <w:tcMar>
+              <w:top w:w="92" w:type="dxa"/>
+              <w:bottom w:w="92" w:type="dxa"/>
+            </w:tcMar>
+          </w:tcPr>
+          <w:p>
+            <w:pPr>
+              <w:pStyle w:val="BodyText"/>
+            </w:pPr>
+            <w:pPr>
+              <w:spacing w:before="0" w:after="0"/>
+              <w:textAlignment w:val="center"/>
+            </w:pPr>
+            <w:r>
+              <w:drawing>
+                <wp:inline>
+                  <wp:extent cx="152400" cy="152400"/>
+                  <wp:effectExtent b="0" l="0" r="0" t="0"/>
+                  <wp:docPr descr="" title="" id="62" name="Picture"/>
+                  <a:graphic>
+                    <a:graphicData uri="http://schemas.openxmlformats.org/drawingml/2006/picture">
+                      <pic:pic>
+                        <pic:nvPicPr>
+                          <pic:cNvPr descr="/opt/quarto/share/formats/docx/tip.png" id="63" name="Picture"/>
+                          <pic:cNvPicPr>
+                            <a:picLocks noChangeArrowheads="1" noChangeAspect="1"/>
+                          </pic:cNvPicPr>
+                        </pic:nvPicPr>
+                        <pic:blipFill>
+                          <a:blip r:embed="rId61"/>
+                          <a:stretch>
+                            <a:fillRect/>
+                          </a:stretch>
+                        </pic:blipFill>
+                        <pic:spPr bwMode="auto">
+                          <a:xfrm>
+                            <a:off x="0" y="0"/>
+                            <a:ext cx="152400" cy="152400"/>
+                          </a:xfrm>
+                          <a:prstGeom prst="rect">
+                            <a:avLst/>
+                          </a:prstGeom>
+                          <a:noFill/>
+                          <a:ln w="9525">
+                            <a:noFill/>
+                            <a:headEnd/>
+                            <a:tailEnd/>
+                          </a:ln>
+                        </pic:spPr>
+                      </pic:pic>
+                    </a:graphicData>
+                  </a:graphic>
+                </wp:inline>
+              </w:drawing>
+            </w:r>
+            <w:r>
+              <w:t xml:space="preserve"> </w:t>
+            </w:r>
+            <w:r>
+              <w:t xml:space="preserve"> </w:t>
+            </w:r>
+            <w:r>
+              <w:t xml:space="preserve">Book Abbreviations</w:t>
+            </w:r>
+          </w:p>
+        </w:tc>
+      </w:tr>
+      <w:tr>
+        <w:trPr>
+          <w:cantSplit/>
+        </w:trPr>
+        <w:tc>
+          <w:tcPr>
+            <w:tcMar>
+              <w:top w:w="108" w:type="dxa"/>
+              <w:bottom w:w="108" w:type="dxa"/>
+            </w:tcMar>
+          </w:tcPr>
+          <w:p>
+            <w:pPr>
+              <w:pStyle w:val="BodyText"/>
+            </w:pPr>
+            <w:pPr>
+              <w:spacing w:before="16"/>
+            </w:pPr>
+            <w:r>
+              <w:t xml:space="preserve">You can use any book you wish (although I encourage you to make sure its style suits you):</w:t>
+            </w:r>
+          </w:p>
+          <w:p>
+            <w:pPr>
+              <w:pStyle w:val="Compact"/>
+              <w:numPr>
+                <w:ilvl w:val="0"/>
+                <w:numId w:val="1005"/>
+              </w:numPr>
+            </w:pPr>
+            <w:r>
+              <w:rPr>
+                <w:b/>
+                <w:bCs/>
+              </w:rPr>
+              <w:t xml:space="preserve">STA</w:t>
+            </w:r>
+            <w:r>
+              <w:t xml:space="preserve"> </w:t>
+            </w:r>
             <w:r>
               <w:t xml:space="preserve">Moore, David S., George P. McCabe, Bruce A. Craig.</w:t>
             </w:r>
             <w:r>
               <w:t xml:space="preserve"> </w:t>
             </w:r>
-            <w:hyperlink r:id="rId33">
+            <w:hyperlink r:id="rId22">
               <w:r>
                 <w:rPr>
                   <w:rStyle w:val="Hyperlink"/>
@@ -2547,7 +2645,7 @@
             <w:r>
               <w:t xml:space="preserve"> </w:t>
             </w:r>
-            <w:hyperlink r:id="rId34">
+            <w:hyperlink r:id="rId23">
               <w:r>
                 <w:rPr>
                   <w:rStyle w:val="Hyperlink"/>
@@ -2595,7 +2693,7 @@
             <w:r>
               <w:t xml:space="preserve"> </w:t>
             </w:r>
-            <w:hyperlink r:id="rId35">
+            <w:hyperlink r:id="rId24">
               <w:r>
                 <w:rPr>
                   <w:rStyle w:val="Hyperlink"/>
@@ -2622,8 +2720,8 @@
         </w:tc>
       </w:tr>
     </w:tbl>
-    <w:bookmarkEnd w:id="73"/>
-    <w:bookmarkStart w:id="75" w:name="a-word-on-reading"/>
+    <w:bookmarkEnd w:id="64"/>
+    <w:bookmarkStart w:id="66" w:name="a-word-on-reading"/>
     <w:p>
       <w:pPr>
         <w:pStyle w:val="Heading2"/>
@@ -2637,7 +2735,7 @@
         <w:pStyle w:val="FirstParagraph"/>
       </w:pPr>
       <w:r>
-        <w:t xml:space="preserve">Reading in a statistics class is different from a substantive class. You should generally keep up with readings, but you are not expected to thoroughly digest them by the day we cover them in class. The textbooks serve as an additional resource to lectures and help you understand the material more effectively. They may also cover detail we don’t emphasize in class (and vice versa).</w:t>
+        <w:t xml:space="preserve">Reading in a statistics course is different from a substantive course. You should generally keep up with readings, but you are not expected to thoroughly digest them by the day we cover them in class. The textbooks serve as an additional resource to lectures and help you understand the material more effectively. They may also cover details we don’t emphasize in class (and vice versa).</w:t>
       </w:r>
     </w:p>
     <w:p>
@@ -2860,7 +2958,7 @@
       <w:r>
         <w:t xml:space="preserve"> </w:t>
       </w:r>
-      <w:hyperlink r:id="rId74">
+      <w:hyperlink r:id="rId65">
         <w:r>
           <w:rPr>
             <w:rStyle w:val="Hyperlink"/>
@@ -2872,8 +2970,8 @@
         <w:t xml:space="preserve">.</w:t>
       </w:r>
     </w:p>
-    <w:bookmarkEnd w:id="75"/>
-    <w:bookmarkStart w:id="76" w:name="academic-drop-deadline"/>
+    <w:bookmarkEnd w:id="66"/>
+    <w:bookmarkStart w:id="67" w:name="academic-drop-deadline"/>
     <w:p>
       <w:pPr>
         <w:pStyle w:val="Heading2"/>
@@ -2887,35 +2985,11 @@
         <w:pStyle w:val="FirstParagraph"/>
       </w:pPr>
       <w:r>
-        <w:t xml:space="preserve">As part of our efforts to track satisfactory academic progress, the Academic Drop Deadline and the Financial Drop deadline will both occur on September 15, 2025, for the fall semester and February 2, 2026, for the spring semester. Students may still withdraw from courses after these deadlines; this would place a</w:t>
-      </w:r>
-      <w:r>
-        <w:t xml:space="preserve"> </w:t>
-      </w:r>
-      <w:r>
-        <w:t xml:space="preserve">‘WD’</w:t>
-      </w:r>
-      <w:r>
-        <w:t xml:space="preserve"> </w:t>
-      </w:r>
-      <w:r>
-        <w:t xml:space="preserve">grade on their transcripts. Students enrolled in</w:t>
-      </w:r>
-      <w:r>
-        <w:t xml:space="preserve"> </w:t>
-      </w:r>
-      <w:r>
-        <w:t xml:space="preserve">“flex”</w:t>
-      </w:r>
-      <w:r>
-        <w:t xml:space="preserve"> </w:t>
-      </w:r>
-      <w:r>
-        <w:t xml:space="preserve">classes (Flexibly formatted classes) have different deadlines and will need to check MySlice for the Academic and Financial Drop deadlines that pertains to their class.</w:t>
-      </w:r>
-    </w:p>
-    <w:bookmarkEnd w:id="76"/>
-    <w:bookmarkStart w:id="79" w:name="academic-integrity"/>
+        <w:t xml:space="preserve">As part of our efforts to track satisfactory academic progress, the Academic Drop Deadline and the Financial Drop deadline will both occur on September 15, 2025, for the fall semester and February 2, 2026, for the spring semester. Students may still withdraw from courses after these deadlines; this would place a ‘WD’ grade on their transcripts. Students enrolled in “flex” classes (Flexibly formatted classes) have different deadlines and will need to check MySlice for the Academic and Financial Drop deadlines that pertains to their class.</w:t>
+      </w:r>
+    </w:p>
+    <w:bookmarkEnd w:id="67"/>
+    <w:bookmarkStart w:id="70" w:name="academic-integrity"/>
     <w:p>
       <w:pPr>
         <w:pStyle w:val="Heading2"/>
@@ -2934,7 +3008,7 @@
       <w:r>
         <w:t xml:space="preserve"> </w:t>
       </w:r>
-      <w:hyperlink r:id="rId77">
+      <w:hyperlink r:id="rId68">
         <w:r>
           <w:rPr>
             <w:rStyle w:val="Hyperlink"/>
@@ -2951,7 +3025,7 @@
       <w:r>
         <w:t xml:space="preserve"> </w:t>
       </w:r>
-      <w:hyperlink r:id="rId78">
+      <w:hyperlink r:id="rId69">
         <w:r>
           <w:rPr>
             <w:rStyle w:val="Hyperlink"/>
@@ -2982,8 +3056,8 @@
         <w:t xml:space="preserve">Students found in violation of the policy are subject to grade sanctions determined by the course instructor and non-grade sanctions determined by the School or College where the course is offered. Students may not drop or withdraw from courses in which they face a suspected violation. Any established violation in this course may result in course failure regardless of violation level.</w:t>
       </w:r>
     </w:p>
-    <w:bookmarkEnd w:id="79"/>
-    <w:bookmarkStart w:id="81" w:name="artificial-intelligence"/>
+    <w:bookmarkEnd w:id="70"/>
+    <w:bookmarkStart w:id="72" w:name="artificial-intelligence"/>
     <w:p>
       <w:pPr>
         <w:pStyle w:val="Heading2"/>
@@ -3026,7 +3100,7 @@
       <w:r>
         <w:t xml:space="preserve"> </w:t>
       </w:r>
-      <w:hyperlink r:id="rId80">
+      <w:hyperlink r:id="rId71">
         <w:r>
           <w:rPr>
             <w:rStyle w:val="Hyperlink"/>
@@ -3038,8 +3112,8 @@
         <w:t xml:space="preserve">.</w:t>
       </w:r>
     </w:p>
-    <w:bookmarkEnd w:id="81"/>
-    <w:bookmarkStart w:id="82" w:name="academic-integrity-online"/>
+    <w:bookmarkEnd w:id="72"/>
+    <w:bookmarkStart w:id="73" w:name="academic-integrity-online"/>
     <w:p>
       <w:pPr>
         <w:pStyle w:val="Heading2"/>
@@ -3064,8 +3138,8 @@
         <w:t xml:space="preserve">Using websites that charge fees or require uploading of course material (e.g., Chegg, Course Hero) to obtain exam solutions or assignments completed by others and present the work as your own violates academic integrity expectations in this course and may be classified as a Level 3 violation, resulting in suspension or expulsion from Syracuse University.</w:t>
       </w:r>
     </w:p>
-    <w:bookmarkEnd w:id="82"/>
-    <w:bookmarkStart w:id="86" w:name="attendance-policy"/>
+    <w:bookmarkEnd w:id="73"/>
+    <w:bookmarkStart w:id="77" w:name="attendance-policy"/>
     <w:p>
       <w:pPr>
         <w:pStyle w:val="Heading2"/>
@@ -3086,7 +3160,7 @@
       <w:pPr>
         <w:pStyle w:val="BodyText"/>
       </w:pPr>
-      <w:hyperlink r:id="rId83">
+      <w:hyperlink r:id="rId74">
         <w:r>
           <w:rPr>
             <w:rStyle w:val="Hyperlink"/>
@@ -3097,7 +3171,7 @@
       <w:r>
         <w:t xml:space="preserve"> </w:t>
       </w:r>
-      <w:hyperlink r:id="rId84">
+      <w:hyperlink r:id="rId75">
         <w:r>
           <w:rPr>
             <w:rStyle w:val="Hyperlink"/>
@@ -3111,19 +3185,7 @@
         <w:pStyle w:val="BodyText"/>
       </w:pPr>
       <w:r>
-        <w:t xml:space="preserve">If a student is unable to participate in-person or virtually for an extended period of time (48 hours or more), the student may request an absence notification from their home school/college Dean’s Office or through Student Outreach and Support office. Instructors will be notified via the</w:t>
-      </w:r>
-      <w:r>
-        <w:t xml:space="preserve"> </w:t>
-      </w:r>
-      <w:r>
-        <w:t xml:space="preserve">“Absence Notification”</w:t>
-      </w:r>
-      <w:r>
-        <w:t xml:space="preserve"> </w:t>
-      </w:r>
-      <w:r>
-        <w:t xml:space="preserve">flag in Orange SUccess.</w:t>
+        <w:t xml:space="preserve">If a student is unable to participate in-person or virtually for an extended period of time (48 hours or more), the student may request an absence notification from their home school/college Dean’s Office or through Student Outreach and Support office. Instructors will be notified via the “Absence Notification” flag in Orange SUccess.</w:t>
       </w:r>
     </w:p>
     <w:p>
@@ -3144,7 +3206,7 @@
       <w:r>
         <w:t xml:space="preserve"> </w:t>
       </w:r>
-      <w:hyperlink r:id="rId85">
+      <w:hyperlink r:id="rId76">
         <w:r>
           <w:rPr>
             <w:rStyle w:val="Hyperlink"/>
@@ -3156,8 +3218,8 @@
         <w:t xml:space="preserve">.</w:t>
       </w:r>
     </w:p>
-    <w:bookmarkEnd w:id="86"/>
-    <w:bookmarkStart w:id="90" w:name="blackboard"/>
+    <w:bookmarkEnd w:id="77"/>
+    <w:bookmarkStart w:id="81" w:name="blackboard"/>
     <w:p>
       <w:pPr>
         <w:pStyle w:val="Heading2"/>
@@ -3184,7 +3246,7 @@
       <w:r>
         <w:t xml:space="preserve"> </w:t>
       </w:r>
-      <w:hyperlink r:id="rId87">
+      <w:hyperlink r:id="rId78">
         <w:r>
           <w:rPr>
             <w:rStyle w:val="Hyperlink"/>
@@ -3198,7 +3260,7 @@
       <w:r>
         <w:t xml:space="preserve"> </w:t>
       </w:r>
-      <w:hyperlink r:id="rId88">
+      <w:hyperlink r:id="rId79">
         <w:r>
           <w:rPr>
             <w:rStyle w:val="Hyperlink"/>
@@ -3212,7 +3274,7 @@
       <w:r>
         <w:t xml:space="preserve"> </w:t>
       </w:r>
-      <w:hyperlink r:id="rId89">
+      <w:hyperlink r:id="rId80">
         <w:r>
           <w:rPr>
             <w:rStyle w:val="Hyperlink"/>
@@ -3224,8 +3286,8 @@
         <w:t xml:space="preserve">.</w:t>
       </w:r>
     </w:p>
-    <w:bookmarkEnd w:id="90"/>
-    <w:bookmarkStart w:id="92" w:name="discrimination-and-harassment"/>
+    <w:bookmarkEnd w:id="81"/>
+    <w:bookmarkStart w:id="83" w:name="discrimination-and-harassment"/>
     <w:p>
       <w:pPr>
         <w:pStyle w:val="Heading2"/>
@@ -3239,7 +3301,7 @@
         <w:pStyle w:val="FirstParagraph"/>
       </w:pPr>
       <w:r>
-        <w:t xml:space="preserve">The University does not discriminate and prohibits harassment or discrimination related to any protected category including creed, ethnicity, citizenship, sexual orientation, national origin, sex, gender, pregnancy, reproductive health decisions, disability, marital status, political or social affiliation, age, race, color, veteran status, military status, religion, sexual orientation, domestic violence status, genetic information, gender identity, gender expression or perceived gender.</w:t>
+        <w:t xml:space="preserve">The University does not discriminate and prohibits harassment or discrimination related to any protected category including creed, ethnicity, citizenship, sexual orientation, national origin, sex, gender, pregnancy, reproductive health decisions, disability, marital status, political or social affiliation, age, race, color, veteran status, military status, religion, domestic violence status, genetic information, gender identity, gender expression or perceived gender.</w:t>
       </w:r>
     </w:p>
     <w:p>
@@ -3252,7 +3314,7 @@
       <w:r>
         <w:t xml:space="preserve"> </w:t>
       </w:r>
-      <w:hyperlink r:id="rId91">
+      <w:hyperlink r:id="rId82">
         <w:r>
           <w:rPr>
             <w:rStyle w:val="Hyperlink"/>
@@ -3264,8 +3326,8 @@
         <w:t xml:space="preserve">; or by telephone: 315-443-4018.</w:t>
       </w:r>
     </w:p>
-    <w:bookmarkEnd w:id="92"/>
-    <w:bookmarkStart w:id="93" w:name="diversity"/>
+    <w:bookmarkEnd w:id="83"/>
+    <w:bookmarkStart w:id="84" w:name="diversity"/>
     <w:p>
       <w:pPr>
         <w:pStyle w:val="Heading2"/>
@@ -3282,8 +3344,8 @@
         <w:t xml:space="preserve">It is the intent of this course for students from all diverse backgrounds and perspectives to be well served by this course, that students’ learning needs be addressed both in and out of class, and that the diversity that students bring to this class be viewed as a resource, strength, and benefit. It is also critical to present materials and activities that are respectful of diversity: gender, sexuality, disability, age, socioeconomic status, ethnicity, race, and culture. Your suggestions are encouraged and appreciated. Please let your instructor know ways to improve the effectiveness of the course for you personally or for other students or student groups.</w:t>
       </w:r>
     </w:p>
-    <w:bookmarkEnd w:id="93"/>
-    <w:bookmarkStart w:id="95" w:name="inclusion"/>
+    <w:bookmarkEnd w:id="84"/>
+    <w:bookmarkStart w:id="86" w:name="inclusion"/>
     <w:p>
       <w:pPr>
         <w:pStyle w:val="Heading2"/>
@@ -3326,7 +3388,7 @@
       <w:r>
         <w:t xml:space="preserve"> </w:t>
       </w:r>
-      <w:hyperlink r:id="rId94">
+      <w:hyperlink r:id="rId85">
         <w:r>
           <w:rPr>
             <w:rStyle w:val="Hyperlink"/>
@@ -3349,8 +3411,8 @@
         <w:t xml:space="preserve">The CDR is responsible for coordinating disability-related academic accommodations and will work with the student to develop an access plan. Since academic accommodations may require early planning and generally are not provided retroactively, please contact CDR as soon as possible.</w:t>
       </w:r>
     </w:p>
-    <w:bookmarkEnd w:id="95"/>
-    <w:bookmarkStart w:id="97" w:name="faith-and-religious-accommodations"/>
+    <w:bookmarkEnd w:id="86"/>
+    <w:bookmarkStart w:id="88" w:name="faith-and-religious-accommodations"/>
     <w:p>
       <w:pPr>
         <w:pStyle w:val="Heading2"/>
@@ -3363,7 +3425,7 @@
       <w:pPr>
         <w:pStyle w:val="FirstParagraph"/>
       </w:pPr>
-      <w:hyperlink r:id="rId96">
+      <w:hyperlink r:id="rId87">
         <w:r>
           <w:rPr>
             <w:rStyle w:val="Hyperlink"/>
@@ -3378,8 +3440,8 @@
         <w:t xml:space="preserve">recognizes the diversity of faiths represented in the campus community and protects the rights of students, faculty, and staff to observe religious holy days according to their traditions. Under the policy, students are given an opportunity to make up any examination, study, or work requirements that may be missed due to a religious observance, provided they notify their instructors no later than the academic drop deadline. For observances occurring before the drop deadline, notification is required at least two academic days in advance. Students may enter their observances in MySlice under Student Services/Enrollment/My Religious Observances/Add a Notification.</w:t>
       </w:r>
     </w:p>
-    <w:bookmarkEnd w:id="97"/>
-    <w:bookmarkStart w:id="99" w:name="health-and-wellness"/>
+    <w:bookmarkEnd w:id="88"/>
+    <w:bookmarkStart w:id="90" w:name="health-and-wellness"/>
     <w:p>
       <w:pPr>
         <w:pStyle w:val="Heading2"/>
@@ -3398,7 +3460,7 @@
       <w:r>
         <w:t xml:space="preserve"> </w:t>
       </w:r>
-      <w:hyperlink r:id="rId98">
+      <w:hyperlink r:id="rId89">
         <w:r>
           <w:rPr>
             <w:rStyle w:val="Hyperlink"/>
@@ -3413,8 +3475,8 @@
         <w:t xml:space="preserve">and seek out support for mental health concerns as needed. Counseling services are available 24/7, 365 days, at 315-443-8000.</w:t>
       </w:r>
     </w:p>
-    <w:bookmarkEnd w:id="99"/>
-    <w:bookmarkEnd w:id="100"/>
+    <w:bookmarkEnd w:id="90"/>
+    <w:bookmarkEnd w:id="91"/>
     <w:sectPr>
       <w:footnotePr>
         <w:numRestart w:val="eachSect"/>
@@ -3444,7 +3506,7 @@
       </w:r>
     </w:p>
   </w:footnote>
-  <w:footnote w:id="25">
+  <w:footnote w:id="14">
     <w:p>
       <w:pPr>
         <w:pStyle w:val="FootnoteText"/>
@@ -3459,11 +3521,11 @@
         <w:t xml:space="preserve"> </w:t>
       </w:r>
       <w:r>
-        <w:t xml:space="preserve">In addition to formal office hours, I have an open door policy - feel free to stop by if you see the door open. I’ll also be around after office hours until at least 12:30 each Tuesday and Thursday according to student need. I also am usually around between 3:30 and 4 Tuesdays and Thursdays and free to meet, but give me a heads up if you plan on coming around at that time so I know to be on the lookout for you - I’m sometimes in another room with another class.</w:t>
+        <w:t xml:space="preserve">In addition to formal office hours, I have an open door policy; feel free to stop by if you see the door open. I am usually around between 3:30 and 4 Tuesdays and Thursdays and free to meet, but give me a heads up if you plan on coming around at that time so I know to be on the lookout for you - I’m sometimes in another room with another class.</w:t>
       </w:r>
     </w:p>
   </w:footnote>
-  <w:footnote w:id="51">
+  <w:footnote w:id="42">
     <w:p>
       <w:pPr>
         <w:pStyle w:val="FootnoteText"/>
@@ -3482,7 +3544,7 @@
       </w:r>
     </w:p>
   </w:footnote>
-  <w:footnote w:id="58">
+  <w:footnote w:id="49">
     <w:p>
       <w:pPr>
         <w:pStyle w:val="FootnoteText"/>
@@ -3501,7 +3563,7 @@
       </w:r>
     </w:p>
   </w:footnote>
-  <w:footnote w:id="65">
+  <w:footnote w:id="56">
     <w:p>
       <w:pPr>
         <w:pStyle w:val="FootnoteText"/>
@@ -3845,10 +3907,10 @@
   <w:docDefaults>
     <w:rPrDefault>
       <w:rPr>
-        <w:rFonts w:asciiTheme="minorHAnsi" w:cstheme="minorBidi" w:eastAsiaTheme="minorHAnsi" w:hAnsiTheme="minorHAnsi"/>
+        <w:rFonts w:asciiTheme="minorHAnsi" w:cstheme="minorBidi" w:eastAsiaTheme="minorEastAsia" w:hAnsiTheme="minorHAnsi"/>
         <w:sz w:val="24"/>
         <w:szCs w:val="24"/>
-        <w:lang w:bidi="ar-SA" w:eastAsia="en-US" w:val="en-US"/>
+        <w:lang w:bidi="ar-SA" w:eastAsia="zh-CN" w:val="en-US"/>
       </w:rPr>
     </w:rPrDefault>
     <w:pPrDefault>
@@ -4389,13 +4451,6 @@
       </w:tblCellMar>
     </w:tblPr>
     <w:tblStylePr w:type="firstRow">
-      <w:tblPr>
-        <w:jc w:val="left"/>
-        <w:tblInd w:type="dxa" w:w="0"/>
-      </w:tblPr>
-      <w:trPr>
-        <w:jc w:val="left"/>
-      </w:trPr>
       <w:tcPr>
         <w:tcBorders>
           <w:bottom w:val="single"/>

--- a/syllabus.docx
+++ b/syllabus.docx
@@ -2924,7 +2924,7 @@
         <w:t xml:space="preserve"> </w:t>
       </w:r>
       <w:r>
-        <w:t xml:space="preserve">has lots of good examples from Public Administration, but the content sequencing is more intuitive in</w:t>
+        <w:t xml:space="preserve">has lots of good examples from public administration, but the content sequencing is more intuitive in</w:t>
       </w:r>
       <w:r>
         <w:t xml:space="preserve"> </w:t>

--- a/syllabus.docx
+++ b/syllabus.docx
@@ -3521,7 +3521,7 @@
         <w:t xml:space="preserve"> </w:t>
       </w:r>
       <w:r>
-        <w:t xml:space="preserve">In addition to formal office hours, I have an open door policy; feel free to stop by if you see the door open. I am usually around between 3:30 and 4 Tuesdays and Thursdays and free to meet, but give me a heads up if you plan on coming around at that time so I know to be on the lookout for you - I’m sometimes in another room with another class.</w:t>
+        <w:t xml:space="preserve">In addition to formal office hours, I have an open door policy; feel free to stop by if you see the door open.</w:t>
       </w:r>
     </w:p>
   </w:footnote>
